--- a/Documentatie.docx
+++ b/Documentatie.docx
@@ -299,7 +299,7 @@
               <w:b/>
               <w:bCs/>
             </w:rPr>
-            <w:t>5</w:t>
+            <w:t>4</w:t>
           </w:r>
         </w:p>
         <w:p>
@@ -314,7 +314,7 @@
             <w:ptab w:relativeTo="margin" w:alignment="right" w:leader="dot"/>
           </w:r>
           <w:r>
-            <w:t>5</w:t>
+            <w:t>4</w:t>
           </w:r>
         </w:p>
         <w:p>
@@ -329,7 +329,7 @@
             <w:ptab w:relativeTo="margin" w:alignment="right" w:leader="dot"/>
           </w:r>
           <w:r>
-            <w:t>6</w:t>
+            <w:t>5</w:t>
           </w:r>
         </w:p>
         <w:p>
@@ -344,7 +344,7 @@
             <w:ptab w:relativeTo="margin" w:alignment="right" w:leader="dot"/>
           </w:r>
           <w:r>
-            <w:t>7</w:t>
+            <w:t>6</w:t>
           </w:r>
         </w:p>
         <w:p>
@@ -359,7 +359,7 @@
             <w:ptab w:relativeTo="margin" w:alignment="right" w:leader="dot"/>
           </w:r>
           <w:r>
-            <w:t>8</w:t>
+            <w:t>7</w:t>
           </w:r>
         </w:p>
         <w:p>
@@ -374,7 +374,7 @@
             <w:ptab w:relativeTo="margin" w:alignment="right" w:leader="dot"/>
           </w:r>
           <w:r>
-            <w:t>9</w:t>
+            <w:t>8</w:t>
           </w:r>
         </w:p>
         <w:p>
@@ -428,7 +428,7 @@
               <w:b/>
               <w:bCs/>
             </w:rPr>
-            <w:t>10</w:t>
+            <w:t>9</w:t>
           </w:r>
         </w:p>
         <w:p>
@@ -461,7 +461,7 @@
               <w:b/>
               <w:bCs/>
             </w:rPr>
-            <w:t>5</w:t>
+            <w:t>3</w:t>
           </w:r>
         </w:p>
         <w:p/>
@@ -2457,32 +2457,6 @@
     </w:p>
     <w:p>
       <w:pPr>
-        <w:rPr>
-          <w:sz w:val="24"/>
-          <w:szCs w:val="24"/>
-        </w:rPr>
-      </w:pPr>
-      <w:r>
-        <w:rPr>
-          <w:sz w:val="24"/>
-          <w:szCs w:val="24"/>
-        </w:rPr>
-        <w:br w:type="page"/>
-      </w:r>
-    </w:p>
-    <w:p>
-      <w:pPr>
-        <w:tabs>
-          <w:tab w:val="center" w:pos="4680"/>
-        </w:tabs>
-        <w:rPr>
-          <w:sz w:val="24"/>
-          <w:szCs w:val="24"/>
-        </w:rPr>
-      </w:pPr>
-    </w:p>
-    <w:p>
-      <w:pPr>
         <w:pStyle w:val="Style1"/>
         <w:rPr>
           <w:lang w:val="ro-RO"/>
@@ -2540,16 +2514,16 @@
         <mc:AlternateContent>
           <mc:Choice Requires="wps">
             <w:drawing>
-              <wp:anchor distT="45720" distB="45720" distL="114300" distR="114300" simplePos="0" relativeHeight="251661312" behindDoc="0" locked="0" layoutInCell="1" allowOverlap="1" wp14:anchorId="7C2C83DE" wp14:editId="0CD1F9AE">
+              <wp:anchor distT="45720" distB="45720" distL="114300" distR="114300" simplePos="0" relativeHeight="251661312" behindDoc="0" locked="0" layoutInCell="1" allowOverlap="1" wp14:anchorId="7C2C83DE" wp14:editId="50309DCD">
                 <wp:simplePos x="0" y="0"/>
                 <wp:positionH relativeFrom="column">
                   <wp:posOffset>3684270</wp:posOffset>
                 </wp:positionH>
                 <wp:positionV relativeFrom="paragraph">
-                  <wp:posOffset>10160</wp:posOffset>
+                  <wp:posOffset>10795</wp:posOffset>
                 </wp:positionV>
-                <wp:extent cx="3042920" cy="1404620"/>
-                <wp:effectExtent l="0" t="0" r="24130" b="19050"/>
+                <wp:extent cx="2592705" cy="1404620"/>
+                <wp:effectExtent l="0" t="0" r="17145" b="13970"/>
                 <wp:wrapSquare wrapText="bothSides"/>
                 <wp:docPr id="217" name="Text Box 2"/>
                 <wp:cNvGraphicFramePr>
@@ -2564,7 +2538,7 @@
                       <wps:spPr bwMode="auto">
                         <a:xfrm>
                           <a:off x="0" y="0"/>
-                          <a:ext cx="3042920" cy="1404620"/>
+                          <a:ext cx="2592705" cy="1404620"/>
                         </a:xfrm>
                         <a:prstGeom prst="rect">
                           <a:avLst/>
@@ -2760,7 +2734,7 @@
                 <v:stroke joinstyle="miter"/>
                 <v:path gradientshapeok="t" o:connecttype="rect"/>
               </v:shapetype>
-              <v:shape id="Text Box 2" o:spid="_x0000_s1027" type="#_x0000_t202" style="position:absolute;left:0;text-align:left;margin-left:290.1pt;margin-top:.8pt;width:239.6pt;height:110.6pt;z-index:251661312;visibility:visible;mso-wrap-style:square;mso-width-percent:0;mso-height-percent:200;mso-wrap-distance-left:9pt;mso-wrap-distance-top:3.6pt;mso-wrap-distance-right:9pt;mso-wrap-distance-bottom:3.6pt;mso-position-horizontal:absolute;mso-position-horizontal-relative:text;mso-position-vertical:absolute;mso-position-vertical-relative:text;mso-width-percent:0;mso-height-percent:200;mso-width-relative:margin;mso-height-relative:margin;v-text-anchor:top" o:gfxdata="UEsDBBQABgAIAAAAIQC2gziS/gAAAOEBAAATAAAAW0NvbnRlbnRfVHlwZXNdLnhtbJSRQU7DMBBF&#10;90jcwfIWJU67QAgl6YK0S0CoHGBkTxKLZGx5TGhvj5O2G0SRWNoz/78nu9wcxkFMGNg6quQqL6RA&#10;0s5Y6ir5vt9lD1JwBDIwOMJKHpHlpr69KfdHjyxSmriSfYz+USnWPY7AufNIadK6MEJMx9ApD/oD&#10;OlTrorhX2lFEilmcO2RdNtjC5xDF9pCuTyYBB5bi6bQ4syoJ3g9WQ0ymaiLzg5KdCXlKLjvcW893&#10;SUOqXwnz5DrgnHtJTxOsQfEKIT7DmDSUCaxw7Rqn8787ZsmRM9e2VmPeBN4uqYvTtW7jvijg9N/y&#10;JsXecLq0q+WD6m8AAAD//wMAUEsDBBQABgAIAAAAIQA4/SH/1gAAAJQBAAALAAAAX3JlbHMvLnJl&#10;bHOkkMFqwzAMhu+DvYPRfXGawxijTi+j0GvpHsDYimMaW0Yy2fr2M4PBMnrbUb/Q94l/f/hMi1qR&#10;JVI2sOt6UJgd+ZiDgffL8ekFlFSbvV0oo4EbChzGx4f9GRdb25HMsYhqlCwG5lrLq9biZkxWOiqY&#10;22YiTra2kYMu1l1tQD30/bPm3wwYN0x18gb45AdQl1tp5j/sFB2T0FQ7R0nTNEV3j6o9feQzro1i&#10;OWA14Fm+Q8a1a8+Bvu/d/dMb2JY5uiPbhG/ktn4cqGU/er3pcvwCAAD//wMAUEsDBBQABgAIAAAA&#10;IQAFEmwJEQIAACcEAAAOAAAAZHJzL2Uyb0RvYy54bWysk9uO2yAQhu8r9R0Q942d1NlurDirbbap&#10;Km0P0rYPgDGOUYGhQGKnT98Be7Pp6aaqLxDjGX5mvhnWN4NW5Cicl2AqOp/llAjDoZFmX9Evn3cv&#10;rinxgZmGKTCioifh6c3m+bN1b0uxgA5UIxxBEePL3la0C8GWWeZ5JzTzM7DCoLMFp1lA0+2zxrEe&#10;1bXKFnl+lfXgGuuAC+/x793opJuk37aCh49t60UgqqKYW0irS2sd12yzZuXeMdtJPqXB/iELzaTB&#10;S89SdywwcnDyNyktuQMPbZhx0Bm0reQi1YDVzPNfqnnomBWpFoTj7RmT/3+y/MPxwX5yJAyvYcAG&#10;piK8vQf+1RMD246Zvbh1DvpOsAYvnkdkWW99OR2NqH3po0jdv4cGm8wOAZLQ0DodqWCdBNWxAacz&#10;dDEEwvHny7xYrBbo4uibF3lxhUa8g5WPx63z4a0ATeKmog67muTZ8d6HMfQxJN7mQclmJ5VKhtvX&#10;W+XIkeEE7NI3qf8UpgzpK7paLpYjgb9K5On7k4SWAUdZSV3R63MQKyO3N6ZJgxaYVOMeq1NmAhnZ&#10;jRTDUA9ENhPlyLWG5oRkHYyTiy8NNx2475T0OLUV9d8OzAlK1DuD3VnNiyKOeTKK5avI1V166ksP&#10;MxylKhooGbfbkJ5G4mZvsYs7mfg+ZTKljNOYOjS9nDjul3aKenrfmx8AAAD//wMAUEsDBBQABgAI&#10;AAAAIQDatZ773QAAAAoBAAAPAAAAZHJzL2Rvd25yZXYueG1sTI/BTsMwEETvSPyDtUhcKmpjSBRC&#10;nAoq9cSpodzdeEki4nWw3Tb9e9wTPa7eaOZttZrtyI7ow+BIweNSAENqnRmoU7D73DwUwELUZPTo&#10;CBWcMcCqvr2pdGncibZ4bGLHUgmFUivoY5xKzkPbo9Vh6SakxL6dtzqm03fceH1K5XbkUoicWz1Q&#10;Wuj1hOse25/mYBXkv83T4uPLLGh73rz71mZmvcuUur+b316BRZzjfxgu+kkd6uS0dwcygY0KskLI&#10;FE0gB3bhInt5BrZXIKUsgNcVv36h/gMAAP//AwBQSwECLQAUAAYACAAAACEAtoM4kv4AAADhAQAA&#10;EwAAAAAAAAAAAAAAAAAAAAAAW0NvbnRlbnRfVHlwZXNdLnhtbFBLAQItABQABgAIAAAAIQA4/SH/&#10;1gAAAJQBAAALAAAAAAAAAAAAAAAAAC8BAABfcmVscy8ucmVsc1BLAQItABQABgAIAAAAIQAFEmwJ&#10;EQIAACcEAAAOAAAAAAAAAAAAAAAAAC4CAABkcnMvZTJvRG9jLnhtbFBLAQItABQABgAIAAAAIQDa&#10;tZ773QAAAAoBAAAPAAAAAAAAAAAAAAAAAGsEAABkcnMvZG93bnJldi54bWxQSwUGAAAAAAQABADz&#10;AAAAdQUAAAAA&#10;">
+              <v:shape id="Text Box 2" o:spid="_x0000_s1027" type="#_x0000_t202" style="position:absolute;left:0;text-align:left;margin-left:290.1pt;margin-top:.85pt;width:204.15pt;height:110.6pt;z-index:251661312;visibility:visible;mso-wrap-style:square;mso-width-percent:0;mso-height-percent:200;mso-wrap-distance-left:9pt;mso-wrap-distance-top:3.6pt;mso-wrap-distance-right:9pt;mso-wrap-distance-bottom:3.6pt;mso-position-horizontal:absolute;mso-position-horizontal-relative:text;mso-position-vertical:absolute;mso-position-vertical-relative:text;mso-width-percent:0;mso-height-percent:200;mso-width-relative:margin;mso-height-relative:margin;v-text-anchor:top" o:gfxdata="UEsDBBQABgAIAAAAIQC2gziS/gAAAOEBAAATAAAAW0NvbnRlbnRfVHlwZXNdLnhtbJSRQU7DMBBF&#10;90jcwfIWJU67QAgl6YK0S0CoHGBkTxKLZGx5TGhvj5O2G0SRWNoz/78nu9wcxkFMGNg6quQqL6RA&#10;0s5Y6ir5vt9lD1JwBDIwOMJKHpHlpr69KfdHjyxSmriSfYz+USnWPY7AufNIadK6MEJMx9ApD/oD&#10;OlTrorhX2lFEilmcO2RdNtjC5xDF9pCuTyYBB5bi6bQ4syoJ3g9WQ0ymaiLzg5KdCXlKLjvcW893&#10;SUOqXwnz5DrgnHtJTxOsQfEKIT7DmDSUCaxw7Rqn8787ZsmRM9e2VmPeBN4uqYvTtW7jvijg9N/y&#10;JsXecLq0q+WD6m8AAAD//wMAUEsDBBQABgAIAAAAIQA4/SH/1gAAAJQBAAALAAAAX3JlbHMvLnJl&#10;bHOkkMFqwzAMhu+DvYPRfXGawxijTi+j0GvpHsDYimMaW0Yy2fr2M4PBMnrbUb/Q94l/f/hMi1qR&#10;JVI2sOt6UJgd+ZiDgffL8ekFlFSbvV0oo4EbChzGx4f9GRdb25HMsYhqlCwG5lrLq9biZkxWOiqY&#10;22YiTra2kYMu1l1tQD30/bPm3wwYN0x18gb45AdQl1tp5j/sFB2T0FQ7R0nTNEV3j6o9feQzro1i&#10;OWA14Fm+Q8a1a8+Bvu/d/dMb2JY5uiPbhG/ktn4cqGU/er3pcvwCAAD//wMAUEsDBBQABgAIAAAA&#10;IQB/HplVFAIAACcEAAAOAAAAZHJzL2Uyb0RvYy54bWysk99v2yAQx98n7X9AvC92rKRtrDhVly7T&#10;pO6H1O0PwIBjNMwxILGzv34HdtOo216m8YA4Dr7cfe5Y3w6dJkfpvAJT0fksp0QaDkKZfUW/fd29&#10;uaHEB2YE02BkRU/S09vN61fr3paygBa0kI6giPFlbyvahmDLLPO8lR3zM7DSoLMB17GApttnwrEe&#10;1TudFXl+lfXghHXApfe4ez866SbpN43k4XPTeBmIrijGFtLs0lzHOdusWbl3zLaKT2Gwf4iiY8rg&#10;o2epexYYOTj1m1SnuAMPTZhx6DJoGsVlygGzmecvsnlsmZUpF4Tj7RmT/3+y/NPx0X5xJAxvYcAC&#10;piS8fQD+3RMD25aZvbxzDvpWMoEPzyOyrLe+nK5G1L70UaTuP4LAIrNDgCQ0NK6LVDBPgupYgNMZ&#10;uhwC4bhZLFfFdb6khKNvvsgXV0UqS8bKp+vW+fBeQkfioqIOq5rk2fHBhxgOK5+OxNc8aCV2Sutk&#10;uH291Y4cGXbALo2UwYtj2pC+oqtlsRwJ/FUiT+NPEp0K2MpadRW9OR9iZeT2zojUaIEpPa4xZG0m&#10;kJHdSDEM9UCUmChHrjWIE5J1MHYu/jRctOB+UtJj11bU/zgwJynRHwxWZzVfLGKbJ2OxvEaUxF16&#10;6ksPMxylKhooGZfbkL5G4mbvsIo7lfg+RzKFjN2YsE8/J7b7pZ1OPf/vzS8AAAD//wMAUEsDBBQA&#10;BgAIAAAAIQBoy5X53QAAAAkBAAAPAAAAZHJzL2Rvd25yZXYueG1sTI/BTsMwEETvSPyDtUhcKupg&#10;lJKmcSqo1BOnhnJ3420SEa9D7Lbp37Oc6HH1RjNvi/XkenHGMXSeNDzPExBItbcdNRr2n9unDESI&#10;hqzpPaGGKwZYl/d3hcmtv9AOz1VsBJdQyI2GNsYhlzLULToT5n5AYnb0ozORz7GRdjQXLne9VEmy&#10;kM50xAutGXDTYv1dnZyGxU/1Mvv4sjPaXbfvY+1Su9mnWj8+TG8rEBGn+B+GP31Wh5KdDv5ENohe&#10;Q5oliqMMXkEwX2ZZCuKgQSm1BFkW8vaD8hcAAP//AwBQSwECLQAUAAYACAAAACEAtoM4kv4AAADh&#10;AQAAEwAAAAAAAAAAAAAAAAAAAAAAW0NvbnRlbnRfVHlwZXNdLnhtbFBLAQItABQABgAIAAAAIQA4&#10;/SH/1gAAAJQBAAALAAAAAAAAAAAAAAAAAC8BAABfcmVscy8ucmVsc1BLAQItABQABgAIAAAAIQB/&#10;HplVFAIAACcEAAAOAAAAAAAAAAAAAAAAAC4CAABkcnMvZTJvRG9jLnhtbFBLAQItABQABgAIAAAA&#10;IQBoy5X53QAAAAkBAAAPAAAAAAAAAAAAAAAAAG4EAABkcnMvZG93bnJldi54bWxQSwUGAAAAAAQA&#10;BADzAAAAeAUAAAAA&#10;">
                 <v:textbox style="mso-fit-shape-to-text:t">
                   <w:txbxContent>
                     <w:p>
@@ -3523,7 +3497,7 @@
         </w:trPr>
         <w:tc>
           <w:tcPr>
-            <w:tcW w:w="1551" w:type="dxa"/>
+            <w:tcW w:w="1506" w:type="dxa"/>
           </w:tcPr>
           <w:p>
             <w:pPr>
@@ -3547,7 +3521,7 @@
         </w:tc>
         <w:tc>
           <w:tcPr>
-            <w:tcW w:w="1551" w:type="dxa"/>
+            <w:tcW w:w="1481" w:type="dxa"/>
           </w:tcPr>
           <w:p>
             <w:pPr>
@@ -3571,7 +3545,7 @@
         </w:tc>
         <w:tc>
           <w:tcPr>
-            <w:tcW w:w="1552" w:type="dxa"/>
+            <w:tcW w:w="1499" w:type="dxa"/>
           </w:tcPr>
           <w:p>
             <w:pPr>
@@ -3595,7 +3569,7 @@
         </w:tc>
         <w:tc>
           <w:tcPr>
-            <w:tcW w:w="1551" w:type="dxa"/>
+            <w:tcW w:w="1481" w:type="dxa"/>
           </w:tcPr>
           <w:p>
             <w:pPr>
@@ -3619,7 +3593,7 @@
         </w:tc>
         <w:tc>
           <w:tcPr>
-            <w:tcW w:w="1551" w:type="dxa"/>
+            <w:tcW w:w="1510" w:type="dxa"/>
           </w:tcPr>
           <w:p>
             <w:pPr>
@@ -3643,7 +3617,7 @@
         </w:tc>
         <w:tc>
           <w:tcPr>
-            <w:tcW w:w="1552" w:type="dxa"/>
+            <w:tcW w:w="1513" w:type="dxa"/>
           </w:tcPr>
           <w:p>
             <w:pPr>
@@ -3672,7 +3646,7 @@
         </w:trPr>
         <w:tc>
           <w:tcPr>
-            <w:tcW w:w="1551" w:type="dxa"/>
+            <w:tcW w:w="1506" w:type="dxa"/>
             <w:vAlign w:val="center"/>
           </w:tcPr>
           <w:p>
@@ -3698,7 +3672,7 @@
         </w:tc>
         <w:tc>
           <w:tcPr>
-            <w:tcW w:w="1551" w:type="dxa"/>
+            <w:tcW w:w="1481" w:type="dxa"/>
             <w:vAlign w:val="center"/>
           </w:tcPr>
           <w:p>
@@ -3778,7 +3752,7 @@
         </w:tc>
         <w:tc>
           <w:tcPr>
-            <w:tcW w:w="1552" w:type="dxa"/>
+            <w:tcW w:w="1499" w:type="dxa"/>
             <w:vAlign w:val="center"/>
           </w:tcPr>
           <w:p>
@@ -3858,7 +3832,7 @@
         </w:tc>
         <w:tc>
           <w:tcPr>
-            <w:tcW w:w="1551" w:type="dxa"/>
+            <w:tcW w:w="1481" w:type="dxa"/>
             <w:vAlign w:val="center"/>
           </w:tcPr>
           <w:p>
@@ -3928,7 +3902,7 @@
         </w:tc>
         <w:tc>
           <w:tcPr>
-            <w:tcW w:w="1551" w:type="dxa"/>
+            <w:tcW w:w="1510" w:type="dxa"/>
             <w:vAlign w:val="center"/>
           </w:tcPr>
           <w:p>
@@ -3954,7 +3928,7 @@
         </w:tc>
         <w:tc>
           <w:tcPr>
-            <w:tcW w:w="1552" w:type="dxa"/>
+            <w:tcW w:w="1513" w:type="dxa"/>
             <w:vAlign w:val="center"/>
           </w:tcPr>
           <w:p>
@@ -3999,18 +3973,6 @@
           <w:lang w:val="ro-RO"/>
         </w:rPr>
       </w:pPr>
-    </w:p>
-    <w:p>
-      <w:pPr>
-        <w:pStyle w:val="Style1"/>
-        <w:ind w:left="360"/>
-        <w:jc w:val="center"/>
-        <w:rPr>
-          <w:sz w:val="24"/>
-          <w:szCs w:val="24"/>
-          <w:lang w:val="ro-RO"/>
-        </w:rPr>
-      </w:pPr>
       <w:r>
         <w:rPr>
           <w:sz w:val="24"/>
@@ -4018,10 +3980,10 @@
           <w:lang w:val="ro-RO"/>
         </w:rPr>
         <w:drawing>
-          <wp:inline distT="0" distB="0" distL="0" distR="0" wp14:anchorId="28086C7A" wp14:editId="2D2E92CA">
+          <wp:inline distT="0" distB="0" distL="0" distR="0" wp14:anchorId="58C023FD" wp14:editId="026D490D">
             <wp:extent cx="5943600" cy="2444750"/>
             <wp:effectExtent l="19050" t="19050" r="19050" b="12700"/>
-            <wp:docPr id="580943057" name="Picture 11"/>
+            <wp:docPr id="580943057" name="Picture 11" descr="A black and white image of a sound wave&#10;&#10;Description automatically generated"/>
             <wp:cNvGraphicFramePr>
               <a:graphicFrameLocks xmlns:a="http://schemas.openxmlformats.org/drawingml/2006/main" noChangeAspect="1"/>
             </wp:cNvGraphicFramePr>
@@ -4029,7 +3991,7 @@
               <a:graphicData uri="http://schemas.openxmlformats.org/drawingml/2006/picture">
                 <pic:pic xmlns:pic="http://schemas.openxmlformats.org/drawingml/2006/picture">
                   <pic:nvPicPr>
-                    <pic:cNvPr id="0" name="Picture 97"/>
+                    <pic:cNvPr id="580943057" name="Picture 11" descr="A black and white image of a sound wave&#10;&#10;Description automatically generated"/>
                     <pic:cNvPicPr>
                       <a:picLocks noChangeAspect="1" noChangeArrowheads="1"/>
                     </pic:cNvPicPr>
@@ -4071,35 +4033,6 @@
     </w:p>
     <w:p>
       <w:pPr>
-        <w:rPr>
-          <w:sz w:val="24"/>
-          <w:szCs w:val="24"/>
-          <w:lang w:val="ro-RO"/>
-        </w:rPr>
-      </w:pPr>
-      <w:r>
-        <w:rPr>
-          <w:sz w:val="24"/>
-          <w:szCs w:val="24"/>
-          <w:lang w:val="ro-RO"/>
-        </w:rPr>
-        <w:br w:type="page"/>
-      </w:r>
-    </w:p>
-    <w:p>
-      <w:pPr>
-        <w:pStyle w:val="Style1"/>
-        <w:ind w:left="360"/>
-        <w:jc w:val="center"/>
-        <w:rPr>
-          <w:sz w:val="24"/>
-          <w:szCs w:val="24"/>
-          <w:lang w:val="ro-RO"/>
-        </w:rPr>
-      </w:pPr>
-    </w:p>
-    <w:p>
-      <w:pPr>
         <w:pStyle w:val="Style1"/>
         <w:numPr>
           <w:ilvl w:val="0"/>
@@ -4119,19 +4052,20 @@
           <w:szCs w:val="24"/>
           <w:lang w:val="ro-RO"/>
         </w:rPr>
+        <w:lastRenderedPageBreak/>
         <mc:AlternateContent>
           <mc:Choice Requires="wps">
             <w:drawing>
-              <wp:anchor distT="45720" distB="45720" distL="114300" distR="114300" simplePos="0" relativeHeight="251663360" behindDoc="0" locked="0" layoutInCell="1" allowOverlap="1" wp14:anchorId="3C29C5B7" wp14:editId="4C2467C2">
+              <wp:anchor distT="45720" distB="45720" distL="114300" distR="114300" simplePos="0" relativeHeight="251663360" behindDoc="0" locked="0" layoutInCell="1" allowOverlap="1" wp14:anchorId="3C29C5B7" wp14:editId="048E234B">
                 <wp:simplePos x="0" y="0"/>
                 <wp:positionH relativeFrom="column">
-                  <wp:posOffset>3909695</wp:posOffset>
+                  <wp:posOffset>3902710</wp:posOffset>
                 </wp:positionH>
                 <wp:positionV relativeFrom="paragraph">
-                  <wp:posOffset>147955</wp:posOffset>
+                  <wp:posOffset>149860</wp:posOffset>
                 </wp:positionV>
-                <wp:extent cx="2708910" cy="1404620"/>
-                <wp:effectExtent l="0" t="0" r="15240" b="16510"/>
+                <wp:extent cx="2510790" cy="1404620"/>
+                <wp:effectExtent l="0" t="0" r="22860" b="17780"/>
                 <wp:wrapSquare wrapText="bothSides"/>
                 <wp:docPr id="724825698" name="Text Box 2"/>
                 <wp:cNvGraphicFramePr>
@@ -4146,7 +4080,7 @@
                       <wps:spPr bwMode="auto">
                         <a:xfrm>
                           <a:off x="0" y="0"/>
-                          <a:ext cx="2708910" cy="1404620"/>
+                          <a:ext cx="2510790" cy="1404620"/>
                         </a:xfrm>
                         <a:prstGeom prst="rect">
                           <a:avLst/>
@@ -4299,7 +4233,7 @@
           </mc:Choice>
           <mc:Fallback>
             <w:pict>
-              <v:shape w14:anchorId="3C29C5B7" id="_x0000_s1028" type="#_x0000_t202" style="position:absolute;left:0;text-align:left;margin-left:307.85pt;margin-top:11.65pt;width:213.3pt;height:110.6pt;z-index:251663360;visibility:visible;mso-wrap-style:square;mso-width-percent:0;mso-height-percent:200;mso-wrap-distance-left:9pt;mso-wrap-distance-top:3.6pt;mso-wrap-distance-right:9pt;mso-wrap-distance-bottom:3.6pt;mso-position-horizontal:absolute;mso-position-horizontal-relative:text;mso-position-vertical:absolute;mso-position-vertical-relative:text;mso-width-percent:0;mso-height-percent:200;mso-width-relative:margin;mso-height-relative:margin;v-text-anchor:top" o:gfxdata="UEsDBBQABgAIAAAAIQC2gziS/gAAAOEBAAATAAAAW0NvbnRlbnRfVHlwZXNdLnhtbJSRQU7DMBBF&#10;90jcwfIWJU67QAgl6YK0S0CoHGBkTxKLZGx5TGhvj5O2G0SRWNoz/78nu9wcxkFMGNg6quQqL6RA&#10;0s5Y6ir5vt9lD1JwBDIwOMJKHpHlpr69KfdHjyxSmriSfYz+USnWPY7AufNIadK6MEJMx9ApD/oD&#10;OlTrorhX2lFEilmcO2RdNtjC5xDF9pCuTyYBB5bi6bQ4syoJ3g9WQ0ymaiLzg5KdCXlKLjvcW893&#10;SUOqXwnz5DrgnHtJTxOsQfEKIT7DmDSUCaxw7Rqn8787ZsmRM9e2VmPeBN4uqYvTtW7jvijg9N/y&#10;JsXecLq0q+WD6m8AAAD//wMAUEsDBBQABgAIAAAAIQA4/SH/1gAAAJQBAAALAAAAX3JlbHMvLnJl&#10;bHOkkMFqwzAMhu+DvYPRfXGawxijTi+j0GvpHsDYimMaW0Yy2fr2M4PBMnrbUb/Q94l/f/hMi1qR&#10;JVI2sOt6UJgd+ZiDgffL8ekFlFSbvV0oo4EbChzGx4f9GRdb25HMsYhqlCwG5lrLq9biZkxWOiqY&#10;22YiTra2kYMu1l1tQD30/bPm3wwYN0x18gb45AdQl1tp5j/sFB2T0FQ7R0nTNEV3j6o9feQzro1i&#10;OWA14Fm+Q8a1a8+Bvu/d/dMb2JY5uiPbhG/ktn4cqGU/er3pcvwCAAD//wMAUEsDBBQABgAIAAAA&#10;IQA1ADmAFQIAACcEAAAOAAAAZHJzL2Uyb0RvYy54bWysk99v2yAQx98n7X9AvC+2o6RtrDhVly7T&#10;pO6H1O0POGMco2GOAYmd/fU7SJpG3fYyjQfEcfDl7nPH8nbsNdtL5xWaiheTnDNpBDbKbCv+7evm&#10;zQ1nPoBpQKORFT9Iz29Xr18tB1vKKXaoG+kYiRhfDrbiXQi2zDIvOtmDn6CVhpwtuh4CmW6bNQ4G&#10;Uu91Ns3zq2xA11iHQnpPu/dHJ18l/baVInxuWy8D0xWn2EKaXZrrOGerJZRbB7ZT4hQG/EMUPShD&#10;j56l7iEA2zn1m1SvhEOPbZgI7DNsWyVkyoGyKfIX2Tx2YGXKheB4e8bk/5+s+LR/tF8cC+NbHKmA&#10;KQlvH1B898zgugOzlXfO4dBJaOjhIiLLBuvL09WI2pc+itTDR2yoyLALmITG1vWRCuXJSJ0KcDhD&#10;l2Nggjan1/nNoiCXIF8xy2dX01SWDMqn69b58F5iz+Ki4o6qmuRh/+BDDAfKpyPxNY9aNRuldTLc&#10;tl5rx/ZAHbBJI2Xw4pg2bKj4Yj6dHwn8VSJP408SvQrUylr1Fb85H4IycntnmtRoAZQ+rilkbU4g&#10;I7sjxTDWI1MNQYkPRK41Ngci6/DYufTTaNGh+8nZQF1bcf9jB05ypj8Yqs6imM1imydjNr8mlMxd&#10;eupLDxhBUhUPnB2X65C+RuJm76iKG5X4PkdyCpm6MWE//ZzY7pd2OvX8v1e/AAAA//8DAFBLAwQU&#10;AAYACAAAACEApIcxjN4AAAALAQAADwAAAGRycy9kb3ducmV2LnhtbEyPy27CMBBF95X6D9ZU6gYV&#10;hzwoSuOgFolVV6R0b+IhiRqP09hA+PsOq7Kbx9GdM8V6sr044+g7RwoW8wgEUu1MR42C/df2ZQXC&#10;B01G945QwRU9rMvHh0Lnxl1oh+cqNIJDyOdaQRvCkEvp6xat9nM3IPHu6EarA7djI82oLxxuexlH&#10;0VJa3RFfaPWAmxbrn+pkFSx/q2T2+W1mtLtuP8baZmazz5R6fpre30AEnMI/DDd9VoeSnQ7uRMaL&#10;njMW2SujCuIkAXEDojTm6sCTNM1AloW8/6H8AwAA//8DAFBLAQItABQABgAIAAAAIQC2gziS/gAA&#10;AOEBAAATAAAAAAAAAAAAAAAAAAAAAABbQ29udGVudF9UeXBlc10ueG1sUEsBAi0AFAAGAAgAAAAh&#10;ADj9If/WAAAAlAEAAAsAAAAAAAAAAAAAAAAALwEAAF9yZWxzLy5yZWxzUEsBAi0AFAAGAAgAAAAh&#10;ADUAOYAVAgAAJwQAAA4AAAAAAAAAAAAAAAAALgIAAGRycy9lMm9Eb2MueG1sUEsBAi0AFAAGAAgA&#10;AAAhAKSHMYzeAAAACwEAAA8AAAAAAAAAAAAAAAAAbwQAAGRycy9kb3ducmV2LnhtbFBLBQYAAAAA&#10;BAAEAPMAAAB6BQAAAAA=&#10;">
+              <v:shape w14:anchorId="3C29C5B7" id="_x0000_s1028" type="#_x0000_t202" style="position:absolute;left:0;text-align:left;margin-left:307.3pt;margin-top:11.8pt;width:197.7pt;height:110.6pt;z-index:251663360;visibility:visible;mso-wrap-style:square;mso-width-percent:0;mso-height-percent:200;mso-wrap-distance-left:9pt;mso-wrap-distance-top:3.6pt;mso-wrap-distance-right:9pt;mso-wrap-distance-bottom:3.6pt;mso-position-horizontal:absolute;mso-position-horizontal-relative:text;mso-position-vertical:absolute;mso-position-vertical-relative:text;mso-width-percent:0;mso-height-percent:200;mso-width-relative:margin;mso-height-relative:margin;v-text-anchor:top" o:gfxdata="UEsDBBQABgAIAAAAIQC2gziS/gAAAOEBAAATAAAAW0NvbnRlbnRfVHlwZXNdLnhtbJSRQU7DMBBF&#10;90jcwfIWJU67QAgl6YK0S0CoHGBkTxKLZGx5TGhvj5O2G0SRWNoz/78nu9wcxkFMGNg6quQqL6RA&#10;0s5Y6ir5vt9lD1JwBDIwOMJKHpHlpr69KfdHjyxSmriSfYz+USnWPY7AufNIadK6MEJMx9ApD/oD&#10;OlTrorhX2lFEilmcO2RdNtjC5xDF9pCuTyYBB5bi6bQ4syoJ3g9WQ0ymaiLzg5KdCXlKLjvcW893&#10;SUOqXwnz5DrgnHtJTxOsQfEKIT7DmDSUCaxw7Rqn8787ZsmRM9e2VmPeBN4uqYvTtW7jvijg9N/y&#10;JsXecLq0q+WD6m8AAAD//wMAUEsDBBQABgAIAAAAIQA4/SH/1gAAAJQBAAALAAAAX3JlbHMvLnJl&#10;bHOkkMFqwzAMhu+DvYPRfXGawxijTi+j0GvpHsDYimMaW0Yy2fr2M4PBMnrbUb/Q94l/f/hMi1qR&#10;JVI2sOt6UJgd+ZiDgffL8ekFlFSbvV0oo4EbChzGx4f9GRdb25HMsYhqlCwG5lrLq9biZkxWOiqY&#10;22YiTra2kYMu1l1tQD30/bPm3wwYN0x18gb45AdQl1tp5j/sFB2T0FQ7R0nTNEV3j6o9feQzro1i&#10;OWA14Fm+Q8a1a8+Bvu/d/dMb2JY5uiPbhG/ktn4cqGU/er3pcvwCAAD//wMAUEsDBBQABgAIAAAA&#10;IQA1bprYFQIAACcEAAAOAAAAZHJzL2Uyb0RvYy54bWysk99v2yAQx98n7X9AvC+2o6RtrDhVly7T&#10;pO6H1O0POGMco2GOAYmd/fU7SJpG3fYyjQfEcfDl7nPH8nbsNdtL5xWaiheTnDNpBDbKbCv+7evm&#10;zQ1nPoBpQKORFT9Iz29Xr18tB1vKKXaoG+kYiRhfDrbiXQi2zDIvOtmDn6CVhpwtuh4CmW6bNQ4G&#10;Uu91Ns3zq2xA11iHQnpPu/dHJ18l/baVInxuWy8D0xWn2EKaXZrrOGerJZRbB7ZT4hQG/EMUPShD&#10;j56l7iEA2zn1m1SvhEOPbZgI7DNsWyVkyoGyKfIX2Tx2YGXKheB4e8bk/5+s+LR/tF8cC+NbHKmA&#10;KQlvH1B898zgugOzlXfO4dBJaOjhIiLLBuvL09WI2pc+itTDR2yoyLALmITG1vWRCuXJSJ0KcDhD&#10;l2Nggjan8yK/XpBLkK+Y5bOraSpLBuXTdet8eC+xZ3FRcUdVTfKwf/AhhgPl05H4mketmo3SOhlu&#10;W6+1Y3ugDtikkTJ4cUwbNlR8MZ/OjwT+KpGn8SeJXgVqZa36it+cD0EZub0zTWq0AEof1xSyNieQ&#10;kd2RYhjrkamGoMQHItcamwORdXjsXPpptOjQ/eRsoK6tuP+xAyc50x8MVWdRzGaxzZMxm18TSuYu&#10;PfWlB4wgqYoHzo7LdUhfI3Gzd1TFjUp8nyM5hUzdmLCffk5s90s7nXr+36tfAAAA//8DAFBLAwQU&#10;AAYACAAAACEAg12gct4AAAALAQAADwAAAGRycy9kb3ducmV2LnhtbEyPQW/CMAyF75P2HyJP2gWN&#10;pFAq1DVFGxKnnSjsHhqvrdY4XROg/PuZ03ay7Pf0/L1iM7leXHAMnScNyVyBQKq97ajRcDzsXtYg&#10;QjRkTe8JNdwwwKZ8fChMbv2V9nipYiM4hEJuNLQxDrmUoW7RmTD3AxJrX350JvI6NtKO5srhrpcL&#10;pTLpTEf8oTUDblusv6uz05D9VMvZx6ed0f62ex9rt7Lb40rr56fp7RVExCn+meGOz+hQMtPJn8kG&#10;0XNGkmZs1bBY8rwbVKK43YkvaboGWRbyf4fyFwAA//8DAFBLAQItABQABgAIAAAAIQC2gziS/gAA&#10;AOEBAAATAAAAAAAAAAAAAAAAAAAAAABbQ29udGVudF9UeXBlc10ueG1sUEsBAi0AFAAGAAgAAAAh&#10;ADj9If/WAAAAlAEAAAsAAAAAAAAAAAAAAAAALwEAAF9yZWxzLy5yZWxzUEsBAi0AFAAGAAgAAAAh&#10;ADVumtgVAgAAJwQAAA4AAAAAAAAAAAAAAAAALgIAAGRycy9lMm9Eb2MueG1sUEsBAi0AFAAGAAgA&#10;AAAhAINdoHLeAAAACwEAAA8AAAAAAAAAAAAAAAAAbwQAAGRycy9kb3ducmV2LnhtbFBLBQYAAAAA&#10;BAAEAPMAAAB6BQAAAAA=&#10;">
                 <v:textbox style="mso-fit-shape-to-text:t">
                   <w:txbxContent>
                     <w:p>
@@ -5350,16 +5284,16 @@
         <mc:AlternateContent>
           <mc:Choice Requires="wps">
             <w:drawing>
-              <wp:anchor distT="45720" distB="45720" distL="114300" distR="114300" simplePos="0" relativeHeight="251665408" behindDoc="0" locked="0" layoutInCell="1" allowOverlap="1" wp14:anchorId="579DB849" wp14:editId="31EF92DB">
+              <wp:anchor distT="45720" distB="45720" distL="114300" distR="114300" simplePos="0" relativeHeight="251665408" behindDoc="0" locked="0" layoutInCell="1" allowOverlap="1" wp14:anchorId="579DB849" wp14:editId="294550DB">
                 <wp:simplePos x="0" y="0"/>
                 <wp:positionH relativeFrom="column">
-                  <wp:posOffset>3793490</wp:posOffset>
+                  <wp:posOffset>3547830</wp:posOffset>
                 </wp:positionH>
                 <wp:positionV relativeFrom="paragraph">
                   <wp:posOffset>0</wp:posOffset>
                 </wp:positionV>
-                <wp:extent cx="2893060" cy="1404620"/>
-                <wp:effectExtent l="0" t="0" r="21590" b="20320"/>
+                <wp:extent cx="2933700" cy="1404620"/>
+                <wp:effectExtent l="0" t="0" r="19050" b="22860"/>
                 <wp:wrapSquare wrapText="bothSides"/>
                 <wp:docPr id="1891668763" name="Text Box 2"/>
                 <wp:cNvGraphicFramePr>
@@ -5374,7 +5308,7 @@
                       <wps:spPr bwMode="auto">
                         <a:xfrm>
                           <a:off x="0" y="0"/>
-                          <a:ext cx="2893060" cy="1404620"/>
+                          <a:ext cx="2933700" cy="1404620"/>
                         </a:xfrm>
                         <a:prstGeom prst="rect">
                           <a:avLst/>
@@ -5502,7 +5436,7 @@
           </mc:Choice>
           <mc:Fallback>
             <w:pict>
-              <v:shape w14:anchorId="579DB849" id="_x0000_s1029" type="#_x0000_t202" style="position:absolute;left:0;text-align:left;margin-left:298.7pt;margin-top:0;width:227.8pt;height:110.6pt;z-index:251665408;visibility:visible;mso-wrap-style:square;mso-width-percent:0;mso-height-percent:200;mso-wrap-distance-left:9pt;mso-wrap-distance-top:3.6pt;mso-wrap-distance-right:9pt;mso-wrap-distance-bottom:3.6pt;mso-position-horizontal:absolute;mso-position-horizontal-relative:text;mso-position-vertical:absolute;mso-position-vertical-relative:text;mso-width-percent:0;mso-height-percent:200;mso-width-relative:margin;mso-height-relative:margin;v-text-anchor:top" o:gfxdata="UEsDBBQABgAIAAAAIQC2gziS/gAAAOEBAAATAAAAW0NvbnRlbnRfVHlwZXNdLnhtbJSRQU7DMBBF&#10;90jcwfIWJU67QAgl6YK0S0CoHGBkTxKLZGx5TGhvj5O2G0SRWNoz/78nu9wcxkFMGNg6quQqL6RA&#10;0s5Y6ir5vt9lD1JwBDIwOMJKHpHlpr69KfdHjyxSmriSfYz+USnWPY7AufNIadK6MEJMx9ApD/oD&#10;OlTrorhX2lFEilmcO2RdNtjC5xDF9pCuTyYBB5bi6bQ4syoJ3g9WQ0ymaiLzg5KdCXlKLjvcW893&#10;SUOqXwnz5DrgnHtJTxOsQfEKIT7DmDSUCaxw7Rqn8787ZsmRM9e2VmPeBN4uqYvTtW7jvijg9N/y&#10;JsXecLq0q+WD6m8AAAD//wMAUEsDBBQABgAIAAAAIQA4/SH/1gAAAJQBAAALAAAAX3JlbHMvLnJl&#10;bHOkkMFqwzAMhu+DvYPRfXGawxijTi+j0GvpHsDYimMaW0Yy2fr2M4PBMnrbUb/Q94l/f/hMi1qR&#10;JVI2sOt6UJgd+ZiDgffL8ekFlFSbvV0oo4EbChzGx4f9GRdb25HMsYhqlCwG5lrLq9biZkxWOiqY&#10;22YiTra2kYMu1l1tQD30/bPm3wwYN0x18gb45AdQl1tp5j/sFB2T0FQ7R0nTNEV3j6o9feQzro1i&#10;OWA14Fm+Q8a1a8+Bvu/d/dMb2JY5uiPbhG/ktn4cqGU/er3pcvwCAAD//wMAUEsDBBQABgAIAAAA&#10;IQBj/7CiFgIAACcEAAAOAAAAZHJzL2Uyb0RvYy54bWysk99v2yAQx98n7X9AvC920iRLrDhVly7T&#10;pO6H1O0POGMco2GOAYnd/fU9SJpG3fYyjQfEcfDl7nPH6nroNDtI5xWako9HOWfSCKyV2ZX8+7ft&#10;mwVnPoCpQaORJX+Qnl+vX79a9baQE2xR19IxEjG+6G3J2xBskWVetLIDP0IrDTkbdB0EMt0uqx30&#10;pN7pbJLn86xHV1uHQnpPu7dHJ18n/aaRInxpGi8D0yWn2EKaXZqrOGfrFRQ7B7ZV4hQG/EMUHShD&#10;j56lbiEA2zv1m1SnhEOPTRgJ7DJsGiVkyoGyGecvsrlvwcqUC8Hx9ozJ/z9Z8flwb786FoZ3OFAB&#10;UxLe3qH44ZnBTQtmJ2+cw76VUNPD44gs660vTlcjal/4KFL1n7CmIsM+YBIaGtdFKpQnI3UqwMMZ&#10;uhwCE7Q5WSyv8jm5BPnG03w6n6SyZFA8XbfOhw8SOxYXJXdU1SQPhzsfYjhQPB2Jr3nUqt4qrZPh&#10;dtVGO3YA6oBtGimDF8e0YX3Jl7PJ7EjgrxJ5Gn+S6FSgVtaqK/nifAiKyO29qVOjBVD6uKaQtTmB&#10;jOyOFMNQDUzVJb+KD0SuFdYPRNbhsXPpp9GiRfeLs566tuT+5x6c5Ex/NFSd5Xg6jW2ejOnsLaFk&#10;7tJTXXrACJIqeeDsuNyE9DUSN3tDVdyqxPc5klPI1I0J++nnxHa/tNOp5/+9fgQAAP//AwBQSwME&#10;FAAGAAgAAAAhAJjHIEveAAAACQEAAA8AAABkcnMvZG93bnJldi54bWxMj8FuwjAQRO+V+g/WVuoF&#10;FYfQAE2zQS0Sp55I6d3E2yRqvE5tA+Hva070tqMZzb4p1qPpxYmc7ywjzKYJCOLa6o4bhP3n9mkF&#10;wgfFWvWWCeFCHtbl/V2hcm3PvKNTFRoRS9jnCqENYcil9HVLRvmpHYij922dUSFK10jt1DmWm16m&#10;SbKQRnUcP7RqoE1L9U91NAiL32o++fjSE95dtu+uNpne7DPEx4fx7RVEoDHcwnDFj+hQRqaDPbL2&#10;okfIXpbPMYoQF13tJJvH64CQprMUZFnI/wvKPwAAAP//AwBQSwECLQAUAAYACAAAACEAtoM4kv4A&#10;AADhAQAAEwAAAAAAAAAAAAAAAAAAAAAAW0NvbnRlbnRfVHlwZXNdLnhtbFBLAQItABQABgAIAAAA&#10;IQA4/SH/1gAAAJQBAAALAAAAAAAAAAAAAAAAAC8BAABfcmVscy8ucmVsc1BLAQItABQABgAIAAAA&#10;IQBj/7CiFgIAACcEAAAOAAAAAAAAAAAAAAAAAC4CAABkcnMvZTJvRG9jLnhtbFBLAQItABQABgAI&#10;AAAAIQCYxyBL3gAAAAkBAAAPAAAAAAAAAAAAAAAAAHAEAABkcnMvZG93bnJldi54bWxQSwUGAAAA&#10;AAQABADzAAAAewUAAAAA&#10;">
+              <v:shape w14:anchorId="579DB849" id="_x0000_s1029" type="#_x0000_t202" style="position:absolute;left:0;text-align:left;margin-left:279.35pt;margin-top:0;width:231pt;height:110.6pt;z-index:251665408;visibility:visible;mso-wrap-style:square;mso-width-percent:0;mso-height-percent:200;mso-wrap-distance-left:9pt;mso-wrap-distance-top:3.6pt;mso-wrap-distance-right:9pt;mso-wrap-distance-bottom:3.6pt;mso-position-horizontal:absolute;mso-position-horizontal-relative:text;mso-position-vertical:absolute;mso-position-vertical-relative:text;mso-width-percent:0;mso-height-percent:200;mso-width-relative:margin;mso-height-relative:margin;v-text-anchor:top" o:gfxdata="UEsDBBQABgAIAAAAIQC2gziS/gAAAOEBAAATAAAAW0NvbnRlbnRfVHlwZXNdLnhtbJSRQU7DMBBF&#10;90jcwfIWJU67QAgl6YK0S0CoHGBkTxKLZGx5TGhvj5O2G0SRWNoz/78nu9wcxkFMGNg6quQqL6RA&#10;0s5Y6ir5vt9lD1JwBDIwOMJKHpHlpr69KfdHjyxSmriSfYz+USnWPY7AufNIadK6MEJMx9ApD/oD&#10;OlTrorhX2lFEilmcO2RdNtjC5xDF9pCuTyYBB5bi6bQ4syoJ3g9WQ0ymaiLzg5KdCXlKLjvcW893&#10;SUOqXwnz5DrgnHtJTxOsQfEKIT7DmDSUCaxw7Rqn8787ZsmRM9e2VmPeBN4uqYvTtW7jvijg9N/y&#10;JsXecLq0q+WD6m8AAAD//wMAUEsDBBQABgAIAAAAIQA4/SH/1gAAAJQBAAALAAAAX3JlbHMvLnJl&#10;bHOkkMFqwzAMhu+DvYPRfXGawxijTi+j0GvpHsDYimMaW0Yy2fr2M4PBMnrbUb/Q94l/f/hMi1qR&#10;JVI2sOt6UJgd+ZiDgffL8ekFlFSbvV0oo4EbChzGx4f9GRdb25HMsYhqlCwG5lrLq9biZkxWOiqY&#10;22YiTra2kYMu1l1tQD30/bPm3wwYN0x18gb45AdQl1tp5j/sFB2T0FQ7R0nTNEV3j6o9feQzro1i&#10;OWA14Fm+Q8a1a8+Bvu/d/dMb2JY5uiPbhG/ktn4cqGU/er3pcvwCAAD//wMAUEsDBBQABgAIAAAA&#10;IQDL1SPXFgIAACcEAAAOAAAAZHJzL2Uyb0RvYy54bWysk9tuGyEQhu8r9R0Q9/WuT0m88jpKnbqq&#10;lB6ktA8wy7JeVJahgL3rPn0H7DhW2t5U5QIxDPzMfDMsb4dOs710XqEp+XiUcyaNwFqZbcm/fd28&#10;ueHMBzA1aDSy5Afp+e3q9atlbws5wRZ1LR0jEeOL3pa8DcEWWeZFKzvwI7TSkLNB10Eg022z2kFP&#10;6p3OJnl+lfXoautQSO9p9/7o5Kuk3zRShM9N42VguuQUW0izS3MV52y1hGLrwLZKnMKAf4iiA2Xo&#10;0bPUPQRgO6d+k+qUcOixCSOBXYZNo4RMOVA24/xFNo8tWJlyITjenjH5/ycrPu0f7RfHwvAWBypg&#10;SsLbBxTfPTO4bsFs5Z1z2LcSanp4HJFlvfXF6WpE7QsfRar+I9ZUZNgFTEJD47pIhfJkpE4FOJyh&#10;yyEwQZuTxXR6nZNLkG88y2dXk1SWDIqn69b58F5ix+Ki5I6qmuRh/+BDDAeKpyPxNY9a1RuldTLc&#10;tlprx/ZAHbBJI2Xw4pg2rC/5Yj6ZHwn8VSJP408SnQrUylp1Jb85H4Iicntn6tRoAZQ+rilkbU4g&#10;I7sjxTBUA1N1yafxgci1wvpAZB0eO5d+Gi1adD8566lrS+5/7MBJzvQHQ9VZjGez2ObJmM2vCSVz&#10;l57q0gNGkFTJA2fH5Tqkr5G42Tuq4kYlvs+RnEKmbkzYTz8ntvulnU49/+/VLwAAAP//AwBQSwME&#10;FAAGAAgAAAAhAO+CZI3cAAAACQEAAA8AAABkcnMvZG93bnJldi54bWxMj8FOwzAQRO9I/IO1SFwq&#10;6tQopQrZVFCpJ05Ny92NlyQiXgfbbdO/xz3BcTSjmTflerKDOJMPvWOExTwDQdw403OLcNhvn1Yg&#10;QtRs9OCYEK4UYF3d35W6MO7COzrXsRWphEOhEboYx0LK0HRkdZi7kTh5X85bHZP0rTReX1K5HaTK&#10;sqW0uue00OmRNh013/XJIix/6ufZx6eZ8e66ffeNzc3mkCM+PkxvryAiTfEvDDf8hA5VYjq6E5sg&#10;BoQ8X72kKEJ6dLMzlSV9RFBqoUBWpfz/oPoFAAD//wMAUEsBAi0AFAAGAAgAAAAhALaDOJL+AAAA&#10;4QEAABMAAAAAAAAAAAAAAAAAAAAAAFtDb250ZW50X1R5cGVzXS54bWxQSwECLQAUAAYACAAAACEA&#10;OP0h/9YAAACUAQAACwAAAAAAAAAAAAAAAAAvAQAAX3JlbHMvLnJlbHNQSwECLQAUAAYACAAAACEA&#10;y9Uj1xYCAAAnBAAADgAAAAAAAAAAAAAAAAAuAgAAZHJzL2Uyb0RvYy54bWxQSwECLQAUAAYACAAA&#10;ACEA74JkjdwAAAAJAQAADwAAAAAAAAAAAAAAAABwBAAAZHJzL2Rvd25yZXYueG1sUEsFBgAAAAAE&#10;AAQA8wAAAHkFAAAAAA==&#10;">
                 <v:textbox style="mso-fit-shape-to-text:t">
                   <w:txbxContent>
                     <w:p>
@@ -7982,16 +7916,16 @@
         <mc:AlternateContent>
           <mc:Choice Requires="wps">
             <w:drawing>
-              <wp:anchor distT="45720" distB="45720" distL="114300" distR="114300" simplePos="0" relativeHeight="251671552" behindDoc="0" locked="0" layoutInCell="1" allowOverlap="1" wp14:anchorId="61A13C0B" wp14:editId="17C44288">
+              <wp:anchor distT="45720" distB="45720" distL="114300" distR="114300" simplePos="0" relativeHeight="251671552" behindDoc="0" locked="0" layoutInCell="1" allowOverlap="1" wp14:anchorId="61A13C0B" wp14:editId="37E628DD">
                 <wp:simplePos x="0" y="0"/>
                 <wp:positionH relativeFrom="margin">
-                  <wp:posOffset>3370028</wp:posOffset>
+                  <wp:posOffset>2906556</wp:posOffset>
                 </wp:positionH>
                 <wp:positionV relativeFrom="paragraph">
-                  <wp:posOffset>304</wp:posOffset>
+                  <wp:posOffset>0</wp:posOffset>
                 </wp:positionV>
-                <wp:extent cx="3331210" cy="4126230"/>
-                <wp:effectExtent l="0" t="0" r="21590" b="26670"/>
+                <wp:extent cx="3357245" cy="4126230"/>
+                <wp:effectExtent l="0" t="0" r="14605" b="26670"/>
                 <wp:wrapSquare wrapText="bothSides"/>
                 <wp:docPr id="1567371720" name="Text Box 2"/>
                 <wp:cNvGraphicFramePr>
@@ -8006,7 +7940,7 @@
                       <wps:spPr bwMode="auto">
                         <a:xfrm>
                           <a:off x="0" y="0"/>
-                          <a:ext cx="3331210" cy="4126230"/>
+                          <a:ext cx="3357245" cy="4126230"/>
                         </a:xfrm>
                         <a:prstGeom prst="rect">
                           <a:avLst/>
@@ -8397,27 +8331,7 @@
                                 <w:kern w:val="0"/>
                                 <w14:ligatures w14:val="none"/>
                               </w:rPr>
-                              <w:t xml:space="preserve">v, m + 1 , </w:t>
-                            </w:r>
-                            <w:proofErr w:type="spellStart"/>
-                            <w:r>
-                              <w:rPr>
-                                <w:rFonts w:ascii="Consolas" w:eastAsia="Times New Roman" w:hAnsi="Consolas" w:cs="Courier New"/>
-                                <w:noProof w:val="0"/>
-                                <w:kern w:val="0"/>
-                                <w14:ligatures w14:val="none"/>
-                              </w:rPr>
-                              <w:t>dr</w:t>
-                            </w:r>
-                            <w:proofErr w:type="spellEnd"/>
-                            <w:r>
-                              <w:rPr>
-                                <w:rFonts w:ascii="Consolas" w:eastAsia="Times New Roman" w:hAnsi="Consolas" w:cs="Courier New"/>
-                                <w:noProof w:val="0"/>
-                                <w:kern w:val="0"/>
-                                <w14:ligatures w14:val="none"/>
-                              </w:rPr>
-                              <w:t>);</w:t>
+                              <w:t>v, m + 1 , dr);</w:t>
                             </w:r>
                           </w:p>
                           <w:p>
@@ -9218,7 +9132,7 @@
           </mc:Choice>
           <mc:Fallback>
             <w:pict>
-              <v:shape w14:anchorId="61A13C0B" id="_x0000_s1032" type="#_x0000_t202" style="position:absolute;left:0;text-align:left;margin-left:265.35pt;margin-top:0;width:262.3pt;height:324.9pt;z-index:251671552;visibility:visible;mso-wrap-style:square;mso-width-percent:0;mso-height-percent:0;mso-wrap-distance-left:9pt;mso-wrap-distance-top:3.6pt;mso-wrap-distance-right:9pt;mso-wrap-distance-bottom:3.6pt;mso-position-horizontal:absolute;mso-position-horizontal-relative:margin;mso-position-vertical:absolute;mso-position-vertical-relative:text;mso-width-percent:0;mso-height-percent:0;mso-width-relative:margin;mso-height-relative:margin;v-text-anchor:top" o:gfxdata="UEsDBBQABgAIAAAAIQC2gziS/gAAAOEBAAATAAAAW0NvbnRlbnRfVHlwZXNdLnhtbJSRQU7DMBBF&#10;90jcwfIWJU67QAgl6YK0S0CoHGBkTxKLZGx5TGhvj5O2G0SRWNoz/78nu9wcxkFMGNg6quQqL6RA&#10;0s5Y6ir5vt9lD1JwBDIwOMJKHpHlpr69KfdHjyxSmriSfYz+USnWPY7AufNIadK6MEJMx9ApD/oD&#10;OlTrorhX2lFEilmcO2RdNtjC5xDF9pCuTyYBB5bi6bQ4syoJ3g9WQ0ymaiLzg5KdCXlKLjvcW893&#10;SUOqXwnz5DrgnHtJTxOsQfEKIT7DmDSUCaxw7Rqn8787ZsmRM9e2VmPeBN4uqYvTtW7jvijg9N/y&#10;JsXecLq0q+WD6m8AAAD//wMAUEsDBBQABgAIAAAAIQA4/SH/1gAAAJQBAAALAAAAX3JlbHMvLnJl&#10;bHOkkMFqwzAMhu+DvYPRfXGawxijTi+j0GvpHsDYimMaW0Yy2fr2M4PBMnrbUb/Q94l/f/hMi1qR&#10;JVI2sOt6UJgd+ZiDgffL8ekFlFSbvV0oo4EbChzGx4f9GRdb25HMsYhqlCwG5lrLq9biZkxWOiqY&#10;22YiTra2kYMu1l1tQD30/bPm3wwYN0x18gb45AdQl1tp5j/sFB2T0FQ7R0nTNEV3j6o9feQzro1i&#10;OWA14Fm+Q8a1a8+Bvu/d/dMb2JY5uiPbhG/ktn4cqGU/er3pcvwCAAD//wMAUEsDBBQABgAIAAAA&#10;IQCuJra0FQIAACcEAAAOAAAAZHJzL2Uyb0RvYy54bWysU9tu2zAMfR+wfxD0vjh2LmuNKEWXLsOA&#10;7gJ0+wBZlmNhsqhJSuzs60vJaRp028swPQikSB2Sh+TqZug0OUjnFRhG88mUEmkE1MrsGP3+bfvm&#10;ihIfuKm5BiMZPUpPb9avX616W8oCWtC1dARBjC97y2gbgi2zzItWdtxPwEqDxgZcxwOqbpfVjveI&#10;3umsmE6XWQ+utg6E9B5f70YjXSf8ppEifGkaLwPRjGJuId0u3VW8s/WKlzvHbavEKQ3+D1l0XBkM&#10;eoa644GTvVO/QXVKOPDQhImALoOmUUKmGrCafPqimoeWW5lqQXK8PdPk/x+s+Hx4sF8dCcM7GLCB&#10;qQhv70H88MTApuVmJ2+dg76VvMbAeaQs660vT18j1b70EaTqP0GNTeb7AAloaFwXWcE6CaJjA45n&#10;0uUQiMDH2WyWFzmaBNrmebEsZqktGS+fvlvnwwcJHYkCow67muD54d6HmA4vn1xiNA9a1VuldVLc&#10;rtpoRw4cJ2CbTqrghZs2pGf0elEsRgb+CjFN508QnQo4ylp1jF6dnXgZeXtv6jRogSs9ypiyNici&#10;I3cji2GoBqJqRpcxQOS1gvqIzDoYJxc3DYUW3C9KepxaRv3PPXeSEv3RYHeu8/k8jnlS5ou3BSru&#10;0lJdWrgRCMVooGQUNyGtRuTNwC12sVGJ3+dMTinjNCbaT5sTx/1ST17P+71+BAAA//8DAFBLAwQU&#10;AAYACAAAACEAfoNKad8AAAAJAQAADwAAAGRycy9kb3ducmV2LnhtbEyPzU7DMBCE70i8g7VIXFBr&#10;Q5o0DdlUCAlEb9AiuLrJNonwT7DdNLw97gmOoxnNfFOuJ63YSM731iDczgUwMrVtetMivO+eZjkw&#10;H6RppLKGEH7Iw7q6vChl0diTeaNxG1oWS4wvJEIXwlBw7uuOtPRzO5CJ3sE6LUOUruWNk6dYrhW/&#10;EyLjWvYmLnRyoMeO6q/tUSPki5fx02+S1486O6hVuFmOz98O8fpqergHFmgKf2E440d0qCLT3h5N&#10;45lCSBOxjFGE+OhsizRNgO0RssUqB16V/P+D6hcAAP//AwBQSwECLQAUAAYACAAAACEAtoM4kv4A&#10;AADhAQAAEwAAAAAAAAAAAAAAAAAAAAAAW0NvbnRlbnRfVHlwZXNdLnhtbFBLAQItABQABgAIAAAA&#10;IQA4/SH/1gAAAJQBAAALAAAAAAAAAAAAAAAAAC8BAABfcmVscy8ucmVsc1BLAQItABQABgAIAAAA&#10;IQCuJra0FQIAACcEAAAOAAAAAAAAAAAAAAAAAC4CAABkcnMvZTJvRG9jLnhtbFBLAQItABQABgAI&#10;AAAAIQB+g0pp3wAAAAkBAAAPAAAAAAAAAAAAAAAAAG8EAABkcnMvZG93bnJldi54bWxQSwUGAAAA&#10;AAQABADzAAAAewUAAAAA&#10;">
+              <v:shape w14:anchorId="61A13C0B" id="_x0000_s1032" type="#_x0000_t202" style="position:absolute;left:0;text-align:left;margin-left:228.85pt;margin-top:0;width:264.35pt;height:324.9pt;z-index:251671552;visibility:visible;mso-wrap-style:square;mso-width-percent:0;mso-height-percent:0;mso-wrap-distance-left:9pt;mso-wrap-distance-top:3.6pt;mso-wrap-distance-right:9pt;mso-wrap-distance-bottom:3.6pt;mso-position-horizontal:absolute;mso-position-horizontal-relative:margin;mso-position-vertical:absolute;mso-position-vertical-relative:text;mso-width-percent:0;mso-height-percent:0;mso-width-relative:margin;mso-height-relative:margin;v-text-anchor:top" o:gfxdata="UEsDBBQABgAIAAAAIQC2gziS/gAAAOEBAAATAAAAW0NvbnRlbnRfVHlwZXNdLnhtbJSRQU7DMBBF&#10;90jcwfIWJU67QAgl6YK0S0CoHGBkTxKLZGx5TGhvj5O2G0SRWNoz/78nu9wcxkFMGNg6quQqL6RA&#10;0s5Y6ir5vt9lD1JwBDIwOMJKHpHlpr69KfdHjyxSmriSfYz+USnWPY7AufNIadK6MEJMx9ApD/oD&#10;OlTrorhX2lFEilmcO2RdNtjC5xDF9pCuTyYBB5bi6bQ4syoJ3g9WQ0ymaiLzg5KdCXlKLjvcW893&#10;SUOqXwnz5DrgnHtJTxOsQfEKIT7DmDSUCaxw7Rqn8787ZsmRM9e2VmPeBN4uqYvTtW7jvijg9N/y&#10;JsXecLq0q+WD6m8AAAD//wMAUEsDBBQABgAIAAAAIQA4/SH/1gAAAJQBAAALAAAAX3JlbHMvLnJl&#10;bHOkkMFqwzAMhu+DvYPRfXGawxijTi+j0GvpHsDYimMaW0Yy2fr2M4PBMnrbUb/Q94l/f/hMi1qR&#10;JVI2sOt6UJgd+ZiDgffL8ekFlFSbvV0oo4EbChzGx4f9GRdb25HMsYhqlCwG5lrLq9biZkxWOiqY&#10;22YiTra2kYMu1l1tQD30/bPm3wwYN0x18gb45AdQl1tp5j/sFB2T0FQ7R0nTNEV3j6o9feQzro1i&#10;OWA14Fm+Q8a1a8+Bvu/d/dMb2JY5uiPbhG/ktn4cqGU/er3pcvwCAAD//wMAUEsDBBQABgAIAAAA&#10;IQAuYlbDFgIAACcEAAAOAAAAZHJzL2Uyb0RvYy54bWysk9tuGyEQhu8r9R0Q9/Xa60OTlddR6tRV&#10;pfQgpX2AWZb1orIMBexd9+kzYMex0vamKheIYeBn5ptheTN0mu2l8wpNySejMWfSCKyV2Zb8+7fN&#10;myvOfABTg0YjS36Qnt+sXr9a9raQObaoa+kYiRhf9LbkbQi2yDIvWtmBH6GVhpwNug4CmW6b1Q56&#10;Uu90lo/Hi6xHV1uHQnpPu3dHJ18l/aaRInxpGi8D0yWn2EKaXZqrOGerJRRbB7ZV4hQG/EMUHShD&#10;j56l7iAA2zn1m1SnhEOPTRgJ7DJsGiVkyoGymYxfZPPQgpUpF4Lj7RmT/3+y4vP+wX51LAzvcKAC&#10;piS8vUfxwzOD6xbMVt46h30roaaHJxFZ1ltfnK5G1L7wUaTqP2FNRYZdwCQ0NK6LVChPRupUgMMZ&#10;uhwCE7Q5nc7f5rM5Z4J8s0m+yKepLBkUT9et8+GDxI7FRckdVTXJw/7ehxgOFE9H4msetao3Sutk&#10;uG211o7tgTpgk0bK4MUxbVhf8ut5Pj8S+KvEOI0/SXQqUCtr1ZX86nwIisjtvalTowVQ+rimkLU5&#10;gYzsjhTDUA1M1SVfxAci1wrrA5F1eOxc+mm0aNH94qynri25/7kDJznTHw1V53oym8U2T8aMwJLh&#10;Lj3VpQeMIKmSB86Oy3VIXyNyM3hLVWxU4vscySlk6saE/fRzYrtf2unU8/9ePQIAAP//AwBQSwME&#10;FAAGAAgAAAAhALQR3j3eAAAACAEAAA8AAABkcnMvZG93bnJldi54bWxMj81OwzAQhO9IvIO1SFwQ&#10;dYCQP7KpEBIIblAQXN3YTSLidbDdNLw9ywmOoxnNfFOvFzuK2fgwOEK4WCUgDLVOD9QhvL3enxcg&#10;QlSk1ejIIHybAOvm+KhWlXYHejHzJnaCSyhUCqGPcaqkDG1vrAorNxlib+e8VZGl76T26sDldpSX&#10;SZJJqwbihV5N5q437edmbxGK9HH+CE9Xz+9tthvLeJbPD18e8fRkub0BEc0S/8Lwi8/o0DDT1u1J&#10;BzEipNd5zlEEfsR2WWQpiC1ClpYFyKaW/w80PwAAAP//AwBQSwECLQAUAAYACAAAACEAtoM4kv4A&#10;AADhAQAAEwAAAAAAAAAAAAAAAAAAAAAAW0NvbnRlbnRfVHlwZXNdLnhtbFBLAQItABQABgAIAAAA&#10;IQA4/SH/1gAAAJQBAAALAAAAAAAAAAAAAAAAAC8BAABfcmVscy8ucmVsc1BLAQItABQABgAIAAAA&#10;IQAuYlbDFgIAACcEAAAOAAAAAAAAAAAAAAAAAC4CAABkcnMvZTJvRG9jLnhtbFBLAQItABQABgAI&#10;AAAAIQC0Ed493gAAAAgBAAAPAAAAAAAAAAAAAAAAAHAEAABkcnMvZG93bnJldi54bWxQSwUGAAAA&#10;AAQABADzAAAAewUAAAAA&#10;">
                 <v:textbox>
                   <w:txbxContent>
                     <w:p>
@@ -9593,27 +9507,7 @@
                           <w:kern w:val="0"/>
                           <w14:ligatures w14:val="none"/>
                         </w:rPr>
-                        <w:t xml:space="preserve">v, m + 1 , </w:t>
-                      </w:r>
-                      <w:proofErr w:type="spellStart"/>
-                      <w:r>
-                        <w:rPr>
-                          <w:rFonts w:ascii="Consolas" w:eastAsia="Times New Roman" w:hAnsi="Consolas" w:cs="Courier New"/>
-                          <w:noProof w:val="0"/>
-                          <w:kern w:val="0"/>
-                          <w14:ligatures w14:val="none"/>
-                        </w:rPr>
-                        <w:t>dr</w:t>
-                      </w:r>
-                      <w:proofErr w:type="spellEnd"/>
-                      <w:r>
-                        <w:rPr>
-                          <w:rFonts w:ascii="Consolas" w:eastAsia="Times New Roman" w:hAnsi="Consolas" w:cs="Courier New"/>
-                          <w:noProof w:val="0"/>
-                          <w:kern w:val="0"/>
-                          <w14:ligatures w14:val="none"/>
-                        </w:rPr>
-                        <w:t>);</w:t>
+                        <w:t>v, m + 1 , dr);</w:t>
                       </w:r>
                     </w:p>
                     <w:p>
@@ -11370,16 +11264,16 @@
         <mc:AlternateContent>
           <mc:Choice Requires="wps">
             <w:drawing>
-              <wp:anchor distT="45720" distB="45720" distL="114300" distR="114300" simplePos="0" relativeHeight="251673600" behindDoc="0" locked="0" layoutInCell="1" allowOverlap="1" wp14:anchorId="599EF21A" wp14:editId="26613D46">
+              <wp:anchor distT="45720" distB="45720" distL="114300" distR="114300" simplePos="0" relativeHeight="251673600" behindDoc="0" locked="0" layoutInCell="1" allowOverlap="1" wp14:anchorId="599EF21A" wp14:editId="23E2DF74">
                 <wp:simplePos x="0" y="0"/>
                 <wp:positionH relativeFrom="page">
-                  <wp:posOffset>3602990</wp:posOffset>
+                  <wp:posOffset>3259256</wp:posOffset>
                 </wp:positionH>
                 <wp:positionV relativeFrom="paragraph">
-                  <wp:posOffset>2151380</wp:posOffset>
+                  <wp:posOffset>2158365</wp:posOffset>
                 </wp:positionV>
-                <wp:extent cx="4121150" cy="2886075"/>
-                <wp:effectExtent l="0" t="0" r="12700" b="28575"/>
+                <wp:extent cx="4148455" cy="2886075"/>
+                <wp:effectExtent l="0" t="0" r="23495" b="28575"/>
                 <wp:wrapSquare wrapText="bothSides"/>
                 <wp:docPr id="176443363" name="Text Box 2"/>
                 <wp:cNvGraphicFramePr>
@@ -11394,7 +11288,7 @@
                       <wps:spPr bwMode="auto">
                         <a:xfrm>
                           <a:off x="0" y="0"/>
-                          <a:ext cx="4121150" cy="2886075"/>
+                          <a:ext cx="4148455" cy="2886075"/>
                         </a:xfrm>
                         <a:prstGeom prst="rect">
                           <a:avLst/>
@@ -11712,7 +11606,7 @@
           </mc:Choice>
           <mc:Fallback>
             <w:pict>
-              <v:shape w14:anchorId="599EF21A" id="_x0000_s1033" type="#_x0000_t202" style="position:absolute;left:0;text-align:left;margin-left:283.7pt;margin-top:169.4pt;width:324.5pt;height:227.25pt;z-index:251673600;visibility:visible;mso-wrap-style:square;mso-width-percent:0;mso-height-percent:0;mso-wrap-distance-left:9pt;mso-wrap-distance-top:3.6pt;mso-wrap-distance-right:9pt;mso-wrap-distance-bottom:3.6pt;mso-position-horizontal:absolute;mso-position-horizontal-relative:page;mso-position-vertical:absolute;mso-position-vertical-relative:text;mso-width-percent:0;mso-height-percent:0;mso-width-relative:margin;mso-height-relative:margin;v-text-anchor:top" o:gfxdata="UEsDBBQABgAIAAAAIQC2gziS/gAAAOEBAAATAAAAW0NvbnRlbnRfVHlwZXNdLnhtbJSRQU7DMBBF&#10;90jcwfIWJU67QAgl6YK0S0CoHGBkTxKLZGx5TGhvj5O2G0SRWNoz/78nu9wcxkFMGNg6quQqL6RA&#10;0s5Y6ir5vt9lD1JwBDIwOMJKHpHlpr69KfdHjyxSmriSfYz+USnWPY7AufNIadK6MEJMx9ApD/oD&#10;OlTrorhX2lFEilmcO2RdNtjC5xDF9pCuTyYBB5bi6bQ4syoJ3g9WQ0ymaiLzg5KdCXlKLjvcW893&#10;SUOqXwnz5DrgnHtJTxOsQfEKIT7DmDSUCaxw7Rqn8787ZsmRM9e2VmPeBN4uqYvTtW7jvijg9N/y&#10;JsXecLq0q+WD6m8AAAD//wMAUEsDBBQABgAIAAAAIQA4/SH/1gAAAJQBAAALAAAAX3JlbHMvLnJl&#10;bHOkkMFqwzAMhu+DvYPRfXGawxijTi+j0GvpHsDYimMaW0Yy2fr2M4PBMnrbUb/Q94l/f/hMi1qR&#10;JVI2sOt6UJgd+ZiDgffL8ekFlFSbvV0oo4EbChzGx4f9GRdb25HMsYhqlCwG5lrLq9biZkxWOiqY&#10;22YiTra2kYMu1l1tQD30/bPm3wwYN0x18gb45AdQl1tp5j/sFB2T0FQ7R0nTNEV3j6o9feQzro1i&#10;OWA14Fm+Q8a1a8+Bvu/d/dMb2JY5uiPbhG/ktn4cqGU/er3pcvwCAAD//wMAUEsDBBQABgAIAAAA&#10;IQCcarldFQIAACcEAAAOAAAAZHJzL2Uyb0RvYy54bWysU9tu2zAMfR+wfxD0vviCpEmNOEWXLsOA&#10;7gJ0/QBZlmNhsqhJSuzs60fJbpqt28swPQikSB2Sh+T6ZugUOQrrJOiSZrOUEqE51FLvS/r4dfdm&#10;RYnzTNdMgRYlPQlHbzavX617U4gcWlC1sARBtCt6U9LWe1MkieOt6JibgREajQ3YjnlU7T6pLesR&#10;vVNJnqZXSQ+2Nha4cA5f70Yj3UT8phHcf24aJzxRJcXcfLxtvKtwJ5s1K/aWmVbyKQ32D1l0TGoM&#10;eoa6Y56Rg5UvoDrJLTho/IxDl0DTSC5iDVhNlv5WzUPLjIi1IDnOnGly/w+Wfzo+mC+W+OEtDNjA&#10;WIQz98C/OaJh2zK9F7fWQt8KVmPgLFCW9MYV09dAtStcAKn6j1Bjk9nBQwQaGtsFVrBOgujYgNOZ&#10;dDF4wvFxnuVZtkATR1u+Wl2ly0WMwYqn78Y6/15AR4JQUotdjfDseO98SIcVTy4hmgMl651UKip2&#10;X22VJUeGE7CLZ0L/xU1p0pf0epEvRgb+CpHG8yeITnocZSW7kq7OTqwIvL3TdRw0z6QaZUxZ6YnI&#10;wN3Ioh+qgci6pMsQIPBaQX1CZi2Mk4ubhkIL9gclPU5tSd33A7OCEvVBY3eus/k8jHlU5otljoq9&#10;tFSXFqY5QpXUUzKKWx9XI/Cm4Ra72MjI73MmU8o4jZH2aXPCuF/q0et5vzc/AQAA//8DAFBLAwQU&#10;AAYACAAAACEAoSXpNeIAAAAMAQAADwAAAGRycy9kb3ducmV2LnhtbEyPwU7DMAyG70i8Q2QkLoil&#10;W0bblaYTQgLBDbYJrlnjtRVNUpKsK2+Pd4Kj7U+/v79cT6ZnI/rQOSthPkuAoa2d7mwjYbd9us2B&#10;haisVr2zKOEHA6yry4tSFdqd7DuOm9gwCrGhUBLaGIeC81C3aFSYuQEt3Q7OGxVp9A3XXp0o3PR8&#10;kSQpN6qz9KFVAz62WH9tjkZCvnwZP8OrePuo00O/ijfZ+Pztpby+mh7ugUWc4h8MZ31Sh4qc9u5o&#10;dWC9hLs0WxIqQYicOpyJxTyl1V5CthICeFXy/yWqXwAAAP//AwBQSwECLQAUAAYACAAAACEAtoM4&#10;kv4AAADhAQAAEwAAAAAAAAAAAAAAAAAAAAAAW0NvbnRlbnRfVHlwZXNdLnhtbFBLAQItABQABgAI&#10;AAAAIQA4/SH/1gAAAJQBAAALAAAAAAAAAAAAAAAAAC8BAABfcmVscy8ucmVsc1BLAQItABQABgAI&#10;AAAAIQCcarldFQIAACcEAAAOAAAAAAAAAAAAAAAAAC4CAABkcnMvZTJvRG9jLnhtbFBLAQItABQA&#10;BgAIAAAAIQChJek14gAAAAwBAAAPAAAAAAAAAAAAAAAAAG8EAABkcnMvZG93bnJldi54bWxQSwUG&#10;AAAAAAQABADzAAAAfgUAAAAA&#10;">
+              <v:shape w14:anchorId="599EF21A" id="_x0000_s1033" type="#_x0000_t202" style="position:absolute;left:0;text-align:left;margin-left:256.65pt;margin-top:169.95pt;width:326.65pt;height:227.25pt;z-index:251673600;visibility:visible;mso-wrap-style:square;mso-width-percent:0;mso-height-percent:0;mso-wrap-distance-left:9pt;mso-wrap-distance-top:3.6pt;mso-wrap-distance-right:9pt;mso-wrap-distance-bottom:3.6pt;mso-position-horizontal:absolute;mso-position-horizontal-relative:page;mso-position-vertical:absolute;mso-position-vertical-relative:text;mso-width-percent:0;mso-height-percent:0;mso-width-relative:margin;mso-height-relative:margin;v-text-anchor:top" o:gfxdata="UEsDBBQABgAIAAAAIQC2gziS/gAAAOEBAAATAAAAW0NvbnRlbnRfVHlwZXNdLnhtbJSRQU7DMBBF&#10;90jcwfIWJU67QAgl6YK0S0CoHGBkTxKLZGx5TGhvj5O2G0SRWNoz/78nu9wcxkFMGNg6quQqL6RA&#10;0s5Y6ir5vt9lD1JwBDIwOMJKHpHlpr69KfdHjyxSmriSfYz+USnWPY7AufNIadK6MEJMx9ApD/oD&#10;OlTrorhX2lFEilmcO2RdNtjC5xDF9pCuTyYBB5bi6bQ4syoJ3g9WQ0ymaiLzg5KdCXlKLjvcW893&#10;SUOqXwnz5DrgnHtJTxOsQfEKIT7DmDSUCaxw7Rqn8787ZsmRM9e2VmPeBN4uqYvTtW7jvijg9N/y&#10;JsXecLq0q+WD6m8AAAD//wMAUEsDBBQABgAIAAAAIQA4/SH/1gAAAJQBAAALAAAAX3JlbHMvLnJl&#10;bHOkkMFqwzAMhu+DvYPRfXGawxijTi+j0GvpHsDYimMaW0Yy2fr2M4PBMnrbUb/Q94l/f/hMi1qR&#10;JVI2sOt6UJgd+ZiDgffL8ekFlFSbvV0oo4EbChzGx4f9GRdb25HMsYhqlCwG5lrLq9biZkxWOiqY&#10;22YiTra2kYMu1l1tQD30/bPm3wwYN0x18gb45AdQl1tp5j/sFB2T0FQ7R0nTNEV3j6o9feQzro1i&#10;OWA14Fm+Q8a1a8+Bvu/d/dMb2JY5uiPbhG/ktn4cqGU/er3pcvwCAAD//wMAUEsDBBQABgAIAAAA&#10;IQDquSsIFgIAACcEAAAOAAAAZHJzL2Uyb0RvYy54bWysU81u2zAMvg/YOwi6L3YCu0mNOEWXLsOA&#10;7gfo+gCyLMfCZFGTlNjZ04+S3TRbt8swHQRSpD6SH8n1zdApchTWSdAlnc9SSoTmUEu9L+nj192b&#10;FSXOM10zBVqU9CQcvdm8frXuTSEW0IKqhSUIol3Rm5K23psiSRxvRcfcDIzQaGzAdsyjavdJbVmP&#10;6J1KFml6lfRga2OBC+fw9W400k3EbxrB/eemccITVVLMzcfbxrsKd7JZs2JvmWkln9Jg/5BFx6TG&#10;oGeoO+YZOVj5AqqT3IKDxs84dAk0jeQi1oDVzNPfqnlomRGxFiTHmTNN7v/B8k/HB/PFEj+8hQEb&#10;GItw5h74N0c0bFum9+LWWuhbwWoMPA+UJb1xxfQ1UO0KF0Cq/iPU2GR28BCBhsZ2gRWskyA6NuB0&#10;Jl0MnnB8zObZKstzSjjaFqvVVbrMYwxWPH031vn3AjoShJJa7GqEZ8d750M6rHhyCdEcKFnvpFJR&#10;sftqqyw5MpyAXTwT+i9uSpO+pNf5Ih8Z+CtEGs+fIDrpcZSV7Eq6OjuxIvD2Ttdx0DyTapQxZaUn&#10;IgN3I4t+qAYi65IuQ4DAawX1CZm1ME4ubhoKLdgflPQ4tSV13w/MCkrUB43duZ5nWRjzqGT5coGK&#10;vbRUlxamOUKV1FMyilsfVyPwpuEWu9jIyO9zJlPKOI2R9mlzwrhf6tHreb83PwEAAP//AwBQSwME&#10;FAAGAAgAAAAhALLQQNHiAAAADAEAAA8AAABkcnMvZG93bnJldi54bWxMj8FOwzAQRO9I/IO1SFwQ&#10;dYKD24Q4FUIC0RsUBFc3dpMIex1sNw1/j3uC42qeZt7W69kaMmkfBocC8kUGRGPr1ICdgPe3x+sV&#10;kBAlKmkcagE/OsC6OT+rZaXcEV/1tI0dSSUYKimgj3GsKA1tr60MCzdqTNneeStjOn1HlZfHVG4N&#10;vckyTq0cMC30ctQPvW6/tgcrYFU8T59hw14+Wr43ZbxaTk/fXojLi/n+DkjUc/yD4aSf1KFJTjt3&#10;QBWIEXCbM5ZQAYyVJZATkXPOgewELMuiANrU9P8TzS8AAAD//wMAUEsBAi0AFAAGAAgAAAAhALaD&#10;OJL+AAAA4QEAABMAAAAAAAAAAAAAAAAAAAAAAFtDb250ZW50X1R5cGVzXS54bWxQSwECLQAUAAYA&#10;CAAAACEAOP0h/9YAAACUAQAACwAAAAAAAAAAAAAAAAAvAQAAX3JlbHMvLnJlbHNQSwECLQAUAAYA&#10;CAAAACEA6rkrCBYCAAAnBAAADgAAAAAAAAAAAAAAAAAuAgAAZHJzL2Uyb0RvYy54bWxQSwECLQAU&#10;AAYACAAAACEAstBA0eIAAAAMAQAADwAAAAAAAAAAAAAAAABwBAAAZHJzL2Rvd25yZXYueG1sUEsF&#10;BgAAAAAEAAQA8wAAAH8FAAAAAA==&#10;">
                 <v:textbox>
                   <w:txbxContent>
                     <w:p>
@@ -13533,7 +13427,15 @@
           <w:sz w:val="24"/>
           <w:szCs w:val="24"/>
         </w:rPr>
-        <w:t xml:space="preserve"> actualiza. (Termenul "mult" aici este relativ, deoarece, p</w:t>
+        <w:t xml:space="preserve"> actualiza. (Termenul "mult" aici este relativ, </w:t>
+      </w:r>
+      <w:r>
+        <w:rPr>
+          <w:sz w:val="24"/>
+          <w:szCs w:val="24"/>
+        </w:rPr>
+        <w:lastRenderedPageBreak/>
+        <w:t>deoarece, p</w:t>
       </w:r>
       <w:r>
         <w:rPr>
@@ -13604,15 +13506,7 @@
           <w:sz w:val="24"/>
           <w:szCs w:val="24"/>
         </w:rPr>
-        <w:t xml:space="preserve"> timpul este mai </w:t>
-      </w:r>
-      <w:r>
-        <w:rPr>
-          <w:sz w:val="24"/>
-          <w:szCs w:val="24"/>
-        </w:rPr>
-        <w:lastRenderedPageBreak/>
-        <w:t xml:space="preserve">mare de 0.016667 secunde, </w:t>
+        <w:t xml:space="preserve"> timpul este mai mare de 0.016667 secunde, </w:t>
       </w:r>
       <w:r>
         <w:rPr>
@@ -13949,63 +13843,6 @@
           <w:szCs w:val="24"/>
         </w:rPr>
         <w:t>ă indiferent</w:t>
-      </w:r>
-      <w:r>
-        <w:rPr>
-          <w:sz w:val="24"/>
-          <w:szCs w:val="24"/>
-        </w:rPr>
-        <w:t>.</w:t>
-      </w:r>
-      <w:r>
-        <w:rPr>
-          <w:sz w:val="24"/>
-          <w:szCs w:val="24"/>
-        </w:rPr>
-        <w:br/>
-      </w:r>
-      <w:r>
-        <w:rPr>
-          <w:sz w:val="24"/>
-          <w:szCs w:val="24"/>
-        </w:rPr>
-        <w:br/>
-        <w:t>Prin arhitectura programului f</w:t>
-      </w:r>
-      <w:r>
-        <w:rPr>
-          <w:sz w:val="24"/>
-          <w:szCs w:val="24"/>
-        </w:rPr>
-        <w:t>ă</w:t>
-      </w:r>
-      <w:r>
-        <w:rPr>
-          <w:sz w:val="24"/>
-          <w:szCs w:val="24"/>
-        </w:rPr>
-        <w:t>cut, mi-ar fi fost imposibil s</w:t>
-      </w:r>
-      <w:r>
-        <w:rPr>
-          <w:sz w:val="24"/>
-          <w:szCs w:val="24"/>
-        </w:rPr>
-        <w:t>ă</w:t>
-      </w:r>
-      <w:r>
-        <w:rPr>
-          <w:sz w:val="24"/>
-          <w:szCs w:val="24"/>
-        </w:rPr>
-        <w:t xml:space="preserve"> pot implementa schimbarea de frame-uri</w:t>
-      </w:r>
-      <w:r>
-        <w:rPr>
-          <w:sz w:val="24"/>
-          <w:szCs w:val="24"/>
-        </w:rPr>
-        <w:t xml:space="preserve"> într-un mod identic</w:t>
       </w:r>
       <w:r>
         <w:rPr>
@@ -14030,13 +13867,13 @@
         <mc:AlternateContent>
           <mc:Choice Requires="wps">
             <w:drawing>
-              <wp:anchor distT="45720" distB="45720" distL="114300" distR="114300" simplePos="0" relativeHeight="251675648" behindDoc="0" locked="0" layoutInCell="1" allowOverlap="1" wp14:anchorId="2835C7A3" wp14:editId="2E4A5DAE">
+              <wp:anchor distT="45720" distB="45720" distL="114300" distR="114300" simplePos="0" relativeHeight="251675648" behindDoc="0" locked="0" layoutInCell="1" allowOverlap="1" wp14:anchorId="2835C7A3" wp14:editId="5AC4D1C7">
                 <wp:simplePos x="0" y="0"/>
                 <wp:positionH relativeFrom="page">
-                  <wp:posOffset>3873500</wp:posOffset>
+                  <wp:posOffset>3368533</wp:posOffset>
                 </wp:positionH>
                 <wp:positionV relativeFrom="paragraph">
-                  <wp:posOffset>1682750</wp:posOffset>
+                  <wp:posOffset>1710045</wp:posOffset>
                 </wp:positionV>
                 <wp:extent cx="3778250" cy="1587500"/>
                 <wp:effectExtent l="0" t="0" r="12700" b="12700"/>
@@ -14210,7 +14047,7 @@
           </mc:Choice>
           <mc:Fallback>
             <w:pict>
-              <v:shape w14:anchorId="2835C7A3" id="_x0000_s1034" type="#_x0000_t202" style="position:absolute;left:0;text-align:left;margin-left:305pt;margin-top:132.5pt;width:297.5pt;height:125pt;z-index:251675648;visibility:visible;mso-wrap-style:square;mso-width-percent:0;mso-height-percent:0;mso-wrap-distance-left:9pt;mso-wrap-distance-top:3.6pt;mso-wrap-distance-right:9pt;mso-wrap-distance-bottom:3.6pt;mso-position-horizontal:absolute;mso-position-horizontal-relative:page;mso-position-vertical:absolute;mso-position-vertical-relative:text;mso-width-percent:0;mso-height-percent:0;mso-width-relative:margin;mso-height-relative:margin;v-text-anchor:top" o:gfxdata="UEsDBBQABgAIAAAAIQC2gziS/gAAAOEBAAATAAAAW0NvbnRlbnRfVHlwZXNdLnhtbJSRQU7DMBBF&#10;90jcwfIWJU67QAgl6YK0S0CoHGBkTxKLZGx5TGhvj5O2G0SRWNoz/78nu9wcxkFMGNg6quQqL6RA&#10;0s5Y6ir5vt9lD1JwBDIwOMJKHpHlpr69KfdHjyxSmriSfYz+USnWPY7AufNIadK6MEJMx9ApD/oD&#10;OlTrorhX2lFEilmcO2RdNtjC5xDF9pCuTyYBB5bi6bQ4syoJ3g9WQ0ymaiLzg5KdCXlKLjvcW893&#10;SUOqXwnz5DrgnHtJTxOsQfEKIT7DmDSUCaxw7Rqn8787ZsmRM9e2VmPeBN4uqYvTtW7jvijg9N/y&#10;JsXecLq0q+WD6m8AAAD//wMAUEsDBBQABgAIAAAAIQA4/SH/1gAAAJQBAAALAAAAX3JlbHMvLnJl&#10;bHOkkMFqwzAMhu+DvYPRfXGawxijTi+j0GvpHsDYimMaW0Yy2fr2M4PBMnrbUb/Q94l/f/hMi1qR&#10;JVI2sOt6UJgd+ZiDgffL8ekFlFSbvV0oo4EbChzGx4f9GRdb25HMsYhqlCwG5lrLq9biZkxWOiqY&#10;22YiTra2kYMu1l1tQD30/bPm3wwYN0x18gb45AdQl1tp5j/sFB2T0FQ7R0nTNEV3j6o9feQzro1i&#10;OWA14Fm+Q8a1a8+Bvu/d/dMb2JY5uiPbhG/ktn4cqGU/er3pcvwCAAD//wMAUEsDBBQABgAIAAAA&#10;IQDY3Q4CFAIAACcEAAAOAAAAZHJzL2Uyb0RvYy54bWysU1+P0zAMf0fiO0R5Z+3GxnbVutOxYwjp&#10;+CMdfAA3TdeINA5Jtvb49Djpbjcd8ILIQ2THzs/2z/b6eug0O0rnFZqSTyc5Z9IIrJXZl/zb192r&#10;FWc+gKlBo5Elf5CeX29evlj3tpAzbFHX0jECMb7obcnbEGyRZV60sgM/QSsNGRt0HQRS3T6rHfSE&#10;3ulsludvsh5dbR0K6T293o5Gvkn4TSNF+Nw0XgamS065hXS7dFfxzjZrKPYObKvEKQ34hyw6UIaC&#10;nqFuIQA7OPUbVKeEQ49NmAjsMmwaJWSqgaqZ5s+quW/BylQLkePtmSb//2DFp+O9/eJYGN7iQA1M&#10;RXh7h+K7Zwa3LZi9vHEO+1ZCTYGnkbKst744fY1U+8JHkKr/iDU1GQ4BE9DQuC6yQnUyQqcGPJxJ&#10;l0Nggh5fL5er2YJMgmzTxWq5yFNbMigev1vnw3uJHYtCyR11NcHD8c6HmA4Ujy4xmket6p3SOilu&#10;X221Y0egCdilkyp45qYN60t+tZgtRgb+CpGn8yeITgUaZa26kq/OTlBE3t6ZOg1aAKVHmVLW5kRk&#10;5G5kMQzVwFRNADFA5LXC+oGYdThOLm0aCS26n5z1NLUl9z8O4CRn+oOh7lxN5/M45kmZL5YzUtyl&#10;pbq0gBEEVfLA2ShuQ1qNyJvBG+pioxK/T5mcUqZpTLSfNieO+6WevJ72e/MLAAD//wMAUEsDBBQA&#10;BgAIAAAAIQA7Df2T3wAAAAwBAAAPAAAAZHJzL2Rvd25yZXYueG1sTI/NTsMwEITvSLyDtUhcELUT&#10;aCghmwohgegNCoKrG7tJhH+C7abh7dmc4PaNdjQ7U60na9ioQ+y9Q8gWAph2jVe9axHe3x4vV8Bi&#10;kk5J451G+NER1vXpSSVL5Y/uVY/b1DIKcbGUCF1KQ8l5bDptZVz4QTu67X2wMpEMLVdBHincGp4L&#10;UXAre0cfOjnoh043X9uDRVhdP4+fcXP18tEUe3ObLm7Gp++AeH423d8BS3pKf2aY61N1qKnTzh+c&#10;iswgFJmgLQkhL5YEsyMXM+0QlhkBryv+f0T9CwAA//8DAFBLAQItABQABgAIAAAAIQC2gziS/gAA&#10;AOEBAAATAAAAAAAAAAAAAAAAAAAAAABbQ29udGVudF9UeXBlc10ueG1sUEsBAi0AFAAGAAgAAAAh&#10;ADj9If/WAAAAlAEAAAsAAAAAAAAAAAAAAAAALwEAAF9yZWxzLy5yZWxzUEsBAi0AFAAGAAgAAAAh&#10;ANjdDgIUAgAAJwQAAA4AAAAAAAAAAAAAAAAALgIAAGRycy9lMm9Eb2MueG1sUEsBAi0AFAAGAAgA&#10;AAAhADsN/ZPfAAAADAEAAA8AAAAAAAAAAAAAAAAAbgQAAGRycy9kb3ducmV2LnhtbFBLBQYAAAAA&#10;BAAEAPMAAAB6BQAAAAA=&#10;">
+              <v:shape w14:anchorId="2835C7A3" id="_x0000_s1034" type="#_x0000_t202" style="position:absolute;left:0;text-align:left;margin-left:265.25pt;margin-top:134.65pt;width:297.5pt;height:125pt;z-index:251675648;visibility:visible;mso-wrap-style:square;mso-width-percent:0;mso-height-percent:0;mso-wrap-distance-left:9pt;mso-wrap-distance-top:3.6pt;mso-wrap-distance-right:9pt;mso-wrap-distance-bottom:3.6pt;mso-position-horizontal:absolute;mso-position-horizontal-relative:page;mso-position-vertical:absolute;mso-position-vertical-relative:text;mso-width-percent:0;mso-height-percent:0;mso-width-relative:margin;mso-height-relative:margin;v-text-anchor:top" o:gfxdata="UEsDBBQABgAIAAAAIQC2gziS/gAAAOEBAAATAAAAW0NvbnRlbnRfVHlwZXNdLnhtbJSRQU7DMBBF&#10;90jcwfIWJU67QAgl6YK0S0CoHGBkTxKLZGx5TGhvj5O2G0SRWNoz/78nu9wcxkFMGNg6quQqL6RA&#10;0s5Y6ir5vt9lD1JwBDIwOMJKHpHlpr69KfdHjyxSmriSfYz+USnWPY7AufNIadK6MEJMx9ApD/oD&#10;OlTrorhX2lFEilmcO2RdNtjC5xDF9pCuTyYBB5bi6bQ4syoJ3g9WQ0ymaiLzg5KdCXlKLjvcW893&#10;SUOqXwnz5DrgnHtJTxOsQfEKIT7DmDSUCaxw7Rqn8787ZsmRM9e2VmPeBN4uqYvTtW7jvijg9N/y&#10;JsXecLq0q+WD6m8AAAD//wMAUEsDBBQABgAIAAAAIQA4/SH/1gAAAJQBAAALAAAAX3JlbHMvLnJl&#10;bHOkkMFqwzAMhu+DvYPRfXGawxijTi+j0GvpHsDYimMaW0Yy2fr2M4PBMnrbUb/Q94l/f/hMi1qR&#10;JVI2sOt6UJgd+ZiDgffL8ekFlFSbvV0oo4EbChzGx4f9GRdb25HMsYhqlCwG5lrLq9biZkxWOiqY&#10;22YiTra2kYMu1l1tQD30/bPm3wwYN0x18gb45AdQl1tp5j/sFB2T0FQ7R0nTNEV3j6o9feQzro1i&#10;OWA14Fm+Q8a1a8+Bvu/d/dMb2JY5uiPbhG/ktn4cqGU/er3pcvwCAAD//wMAUEsDBBQABgAIAAAA&#10;IQDY3Q4CFAIAACcEAAAOAAAAZHJzL2Uyb0RvYy54bWysU1+P0zAMf0fiO0R5Z+3GxnbVutOxYwjp&#10;+CMdfAA3TdeINA5Jtvb49Djpbjcd8ILIQ2THzs/2z/b6eug0O0rnFZqSTyc5Z9IIrJXZl/zb192r&#10;FWc+gKlBo5Elf5CeX29evlj3tpAzbFHX0jECMb7obcnbEGyRZV60sgM/QSsNGRt0HQRS3T6rHfSE&#10;3ulsludvsh5dbR0K6T293o5Gvkn4TSNF+Nw0XgamS065hXS7dFfxzjZrKPYObKvEKQ34hyw6UIaC&#10;nqFuIQA7OPUbVKeEQ49NmAjsMmwaJWSqgaqZ5s+quW/BylQLkePtmSb//2DFp+O9/eJYGN7iQA1M&#10;RXh7h+K7Zwa3LZi9vHEO+1ZCTYGnkbKst744fY1U+8JHkKr/iDU1GQ4BE9DQuC6yQnUyQqcGPJxJ&#10;l0Nggh5fL5er2YJMgmzTxWq5yFNbMigev1vnw3uJHYtCyR11NcHD8c6HmA4Ujy4xmket6p3SOilu&#10;X221Y0egCdilkyp45qYN60t+tZgtRgb+CpGn8yeITgUaZa26kq/OTlBE3t6ZOg1aAKVHmVLW5kRk&#10;5G5kMQzVwFRNADFA5LXC+oGYdThOLm0aCS26n5z1NLUl9z8O4CRn+oOh7lxN5/M45kmZL5YzUtyl&#10;pbq0gBEEVfLA2ShuQ1qNyJvBG+pioxK/T5mcUqZpTLSfNieO+6WevJ72e/MLAAD//wMAUEsDBBQA&#10;BgAIAAAAIQD/a3+/4AAAAAwBAAAPAAAAZHJzL2Rvd25yZXYueG1sTI/NTsMwEITvSLyDtUhcEHV+&#10;SGhDnAohgegNCoKrG7tJhL0OtpuGt2d7guPOfJqdqdezNWzSPgwOBaSLBJjG1qkBOwHvb4/XS2Ah&#10;SlTSONQCfnSAdXN+VstKuSO+6mkbO0YhGCopoI9xrDgPba+tDAs3aiRv77yVkU7fceXlkcKt4VmS&#10;lNzKAelDL0f90Ov2a3uwApY3z9Nn2OQvH225N6t4dTs9fXshLi/m+ztgUc/xD4ZTfaoODXXauQOq&#10;wIyAIk8KQgVk5SoHdiLSrCBpR15KEm9q/n9E8wsAAP//AwBQSwECLQAUAAYACAAAACEAtoM4kv4A&#10;AADhAQAAEwAAAAAAAAAAAAAAAAAAAAAAW0NvbnRlbnRfVHlwZXNdLnhtbFBLAQItABQABgAIAAAA&#10;IQA4/SH/1gAAAJQBAAALAAAAAAAAAAAAAAAAAC8BAABfcmVscy8ucmVsc1BLAQItABQABgAIAAAA&#10;IQDY3Q4CFAIAACcEAAAOAAAAAAAAAAAAAAAAAC4CAABkcnMvZTJvRG9jLnhtbFBLAQItABQABgAI&#10;AAAAIQD/a3+/4AAAAAwBAAAPAAAAAAAAAAAAAAAAAG4EAABkcnMvZG93bnJldi54bWxQSwUGAAAA&#10;AAQABADzAAAAewUAAAAA&#10;">
                 <v:textbox>
                   <w:txbxContent>
                     <w:p>
@@ -14344,6 +14181,57 @@
           <w:sz w:val="24"/>
           <w:szCs w:val="24"/>
         </w:rPr>
+        <w:br/>
+        <w:t>Prin arhitectura programului f</w:t>
+      </w:r>
+      <w:r>
+        <w:rPr>
+          <w:sz w:val="24"/>
+          <w:szCs w:val="24"/>
+        </w:rPr>
+        <w:t>ă</w:t>
+      </w:r>
+      <w:r>
+        <w:rPr>
+          <w:sz w:val="24"/>
+          <w:szCs w:val="24"/>
+        </w:rPr>
+        <w:t>cut, mi-ar fi fost imposibil s</w:t>
+      </w:r>
+      <w:r>
+        <w:rPr>
+          <w:sz w:val="24"/>
+          <w:szCs w:val="24"/>
+        </w:rPr>
+        <w:t>ă</w:t>
+      </w:r>
+      <w:r>
+        <w:rPr>
+          <w:sz w:val="24"/>
+          <w:szCs w:val="24"/>
+        </w:rPr>
+        <w:t xml:space="preserve"> pot implementa schimbarea de frame-uri</w:t>
+      </w:r>
+      <w:r>
+        <w:rPr>
+          <w:sz w:val="24"/>
+          <w:szCs w:val="24"/>
+        </w:rPr>
+        <w:t xml:space="preserve"> într-un mod identic</w:t>
+      </w:r>
+      <w:r>
+        <w:rPr>
+          <w:sz w:val="24"/>
+          <w:szCs w:val="24"/>
+        </w:rPr>
+        <w:t>.</w:t>
+      </w:r>
+      <w:r>
+        <w:rPr>
+          <w:sz w:val="24"/>
+          <w:szCs w:val="24"/>
+        </w:rPr>
+        <w:br/>
         <w:t>De aceea am g</w:t>
       </w:r>
       <w:r>
@@ -16883,20 +16771,76 @@
         <w:rPr>
           <w:rFonts w:ascii="Consolas" w:hAnsi="Consolas"/>
         </w:rPr>
-        <w:t>AssignCulori</w:t>
+        <w:t>AssignCulori()</w:t>
+      </w:r>
+      <w:r>
+        <w:rPr>
+          <w:sz w:val="24"/>
+          <w:szCs w:val="24"/>
+        </w:rPr>
+        <w:t>" afi</w:t>
+      </w:r>
+      <w:r>
+        <w:rPr>
+          <w:sz w:val="24"/>
+          <w:szCs w:val="24"/>
+        </w:rPr>
+        <w:t>ș</w:t>
+      </w:r>
+      <w:r>
+        <w:rPr>
+          <w:sz w:val="24"/>
+          <w:szCs w:val="24"/>
+        </w:rPr>
+        <w:t xml:space="preserve">ata </w:t>
+      </w:r>
+      <w:r>
+        <w:rPr>
+          <w:sz w:val="24"/>
+          <w:szCs w:val="24"/>
+        </w:rPr>
+        <w:t>î</w:t>
+      </w:r>
+      <w:r>
+        <w:rPr>
+          <w:sz w:val="24"/>
+          <w:szCs w:val="24"/>
+        </w:rPr>
+        <w:t>n partea dreapt</w:t>
+      </w:r>
+      <w:r>
+        <w:rPr>
+          <w:sz w:val="24"/>
+          <w:szCs w:val="24"/>
+        </w:rPr>
+        <w:t>ă</w:t>
+      </w:r>
+      <w:r>
+        <w:rPr>
+          <w:sz w:val="24"/>
+          <w:szCs w:val="24"/>
+        </w:rPr>
+        <w:t>.</w:t>
+      </w:r>
+      <w:r>
+        <w:rPr>
+          <w:sz w:val="24"/>
+          <w:szCs w:val="24"/>
+        </w:rPr>
+        <w:t xml:space="preserve"> Prin aceasta, variabilele "</w:t>
       </w:r>
       <w:r>
         <w:rPr>
           <w:rFonts w:ascii="Consolas" w:hAnsi="Consolas"/>
         </w:rPr>
-        <w:t>()</w:t>
-      </w:r>
-      <w:r>
-        <w:rPr>
-          <w:sz w:val="24"/>
-          <w:szCs w:val="24"/>
-        </w:rPr>
-        <w:t>" afi</w:t>
+        <w:t>iTrecut</w:t>
+      </w:r>
+      <w:r>
+        <w:rPr>
+          <w:sz w:val="24"/>
+          <w:szCs w:val="24"/>
+        </w:rPr>
+        <w:t xml:space="preserve">" </w:t>
       </w:r>
       <w:r>
         <w:rPr>
@@ -16910,102 +16854,20 @@
           <w:sz w:val="24"/>
           <w:szCs w:val="24"/>
         </w:rPr>
-        <w:t xml:space="preserve">ata </w:t>
-      </w:r>
-      <w:r>
-        <w:rPr>
-          <w:sz w:val="24"/>
-          <w:szCs w:val="24"/>
-        </w:rPr>
-        <w:t>î</w:t>
-      </w:r>
-      <w:r>
-        <w:rPr>
-          <w:sz w:val="24"/>
-          <w:szCs w:val="24"/>
-        </w:rPr>
-        <w:t>n partea dreapt</w:t>
-      </w:r>
-      <w:r>
-        <w:rPr>
-          <w:sz w:val="24"/>
-          <w:szCs w:val="24"/>
-        </w:rPr>
-        <w:t>ă</w:t>
-      </w:r>
-      <w:r>
-        <w:rPr>
-          <w:sz w:val="24"/>
-          <w:szCs w:val="24"/>
-        </w:rPr>
-        <w:t>.</w:t>
-      </w:r>
-      <w:r>
-        <w:rPr>
-          <w:sz w:val="24"/>
-          <w:szCs w:val="24"/>
-        </w:rPr>
-        <w:t xml:space="preserve"> Prin aceasta, variabilele "</w:t>
+        <w:t>i "</w:t>
       </w:r>
       <w:r>
         <w:rPr>
           <w:rFonts w:ascii="Consolas" w:hAnsi="Consolas"/>
         </w:rPr>
-        <w:t>iTrecut</w:t>
-      </w:r>
-      <w:r>
-        <w:rPr>
-          <w:sz w:val="24"/>
-          <w:szCs w:val="24"/>
-        </w:rPr>
-        <w:t xml:space="preserve">" </w:t>
-      </w:r>
-      <w:r>
-        <w:rPr>
-          <w:sz w:val="24"/>
-          <w:szCs w:val="24"/>
-        </w:rPr>
-        <w:t>ș</w:t>
-      </w:r>
-      <w:r>
-        <w:rPr>
-          <w:sz w:val="24"/>
-          <w:szCs w:val="24"/>
-        </w:rPr>
-        <w:t xml:space="preserve">i </w:t>
-      </w:r>
-      <w:r>
-        <w:rPr>
-          <w:sz w:val="24"/>
-          <w:szCs w:val="24"/>
-        </w:rPr>
-        <w:t>"</w:t>
-      </w:r>
-      <w:r>
-        <w:rPr>
-          <w:rFonts w:ascii="Consolas" w:hAnsi="Consolas"/>
-        </w:rPr>
-        <w:t>j</w:t>
-      </w:r>
-      <w:r>
-        <w:rPr>
-          <w:rFonts w:ascii="Consolas" w:hAnsi="Consolas"/>
-        </w:rPr>
-        <w:t>Trecut</w:t>
-      </w:r>
-      <w:r>
-        <w:rPr>
-          <w:sz w:val="24"/>
-          <w:szCs w:val="24"/>
-        </w:rPr>
-        <w:t>"</w:t>
-      </w:r>
-      <w:r>
-        <w:rPr>
-          <w:sz w:val="24"/>
-          <w:szCs w:val="24"/>
-        </w:rPr>
-        <w:t xml:space="preserve"> coloreaz</w:t>
+        <w:t>jTrecut</w:t>
+      </w:r>
+      <w:r>
+        <w:rPr>
+          <w:sz w:val="24"/>
+          <w:szCs w:val="24"/>
+        </w:rPr>
+        <w:t>" coloreaz</w:t>
       </w:r>
       <w:r>
         <w:rPr>
@@ -17415,13 +17277,7 @@
         <w:rPr>
           <w:rFonts w:ascii="Consolas" w:hAnsi="Consolas"/>
         </w:rPr>
-        <w:t>void game::WaitingTime(float adjustTime)</w:t>
-      </w:r>
-      <w:r>
-        <w:rPr>
-          <w:rFonts w:ascii="Consolas" w:hAnsi="Consolas"/>
-        </w:rPr>
-        <w:t>{...</w:t>
+        <w:t>void game::WaitingTime(float adjustTime){...</w:t>
       </w:r>
     </w:p>
     <w:p>
@@ -18361,29 +18217,14 @@
           <w:sz w:val="20"/>
           <w:szCs w:val="20"/>
         </w:rPr>
-        <w:t>sf::</w:t>
-      </w:r>
-      <w:r>
-        <w:rPr>
-          <w:rFonts w:ascii="Consolas" w:hAnsi="Consolas"/>
-          <w:sz w:val="20"/>
-          <w:szCs w:val="20"/>
-        </w:rPr>
-        <w:t>RenderWindow</w:t>
-      </w:r>
-      <w:r>
-        <w:rPr>
-          <w:sz w:val="24"/>
-          <w:szCs w:val="24"/>
-        </w:rPr>
-        <w:t>"</w:t>
-      </w:r>
-      <w:r>
-        <w:rPr>
-          <w:sz w:val="24"/>
-          <w:szCs w:val="24"/>
-        </w:rPr>
-        <w:t xml:space="preserve"> va fi creat</w:t>
+        <w:t>sf::RenderWindow</w:t>
+      </w:r>
+      <w:r>
+        <w:rPr>
+          <w:sz w:val="24"/>
+          <w:szCs w:val="24"/>
+        </w:rPr>
+        <w:t>" va fi creat</w:t>
       </w:r>
       <w:r>
         <w:rPr>
@@ -19915,36 +19756,9 @@
     </w:p>
     <w:p>
       <w:pPr>
-        <w:pStyle w:val="ListParagraph"/>
-        <w:spacing w:line="240" w:lineRule="auto"/>
-        <w:ind w:left="360"/>
-        <w:rPr>
-          <w:sz w:val="24"/>
-          <w:szCs w:val="24"/>
-        </w:rPr>
-      </w:pPr>
-    </w:p>
-    <w:p>
-      <w:pPr>
-        <w:rPr>
-          <w:sz w:val="24"/>
-          <w:szCs w:val="24"/>
-        </w:rPr>
-      </w:pPr>
-      <w:r>
-        <w:rPr>
-          <w:sz w:val="24"/>
-          <w:szCs w:val="24"/>
-        </w:rPr>
-        <w:br w:type="page"/>
-      </w:r>
-    </w:p>
-    <w:p>
-      <w:pPr>
         <w:pStyle w:val="Style1"/>
       </w:pPr>
       <w:r>
-        <w:lastRenderedPageBreak/>
         <w:t>Bibliografie:</w:t>
       </w:r>
     </w:p>
@@ -20082,6 +19896,61 @@
           <w:szCs w:val="24"/>
         </w:rPr>
         <w:br/>
+      </w:r>
+      <w:hyperlink r:id="rId20" w:history="1">
+        <w:r>
+          <w:rPr>
+            <w:rStyle w:val="Hyperlink"/>
+            <w:sz w:val="24"/>
+            <w:szCs w:val="24"/>
+          </w:rPr>
+          <w:t>https://www.digitalocean.com/community/tutorials/sorting-a-vector-in-c-plus-plus</w:t>
+        </w:r>
+      </w:hyperlink>
+      <w:r>
+        <w:rPr>
+          <w:sz w:val="24"/>
+          <w:szCs w:val="24"/>
+        </w:rPr>
+        <w:br/>
+      </w:r>
+      <w:r>
+        <w:rPr>
+          <w:sz w:val="24"/>
+          <w:szCs w:val="24"/>
+        </w:rPr>
+        <w:t>https://www.geeksforgeeks.org/static-keyword-cpp/</w:t>
+      </w:r>
+      <w:r>
+        <w:rPr>
+          <w:sz w:val="24"/>
+          <w:szCs w:val="24"/>
+        </w:rPr>
+        <w:br/>
+      </w:r>
+      <w:hyperlink r:id="rId21" w:history="1">
+        <w:r>
+          <w:rPr>
+            <w:rStyle w:val="Hyperlink"/>
+            <w:sz w:val="24"/>
+            <w:szCs w:val="24"/>
+          </w:rPr>
+          <w:t>https://www.sfml-dev.org/tutorials/2.6/start-linux.php</w:t>
+        </w:r>
+      </w:hyperlink>
+      <w:r>
+        <w:rPr>
+          <w:sz w:val="24"/>
+          <w:szCs w:val="24"/>
+        </w:rPr>
+        <w:br/>
+      </w:r>
+      <w:r>
+        <w:rPr>
+          <w:sz w:val="24"/>
+          <w:szCs w:val="24"/>
+        </w:rPr>
+        <w:t>https://www.youtube.com/watch?v=5aWMIpRiuww</w:t>
       </w:r>
     </w:p>
     <w:sectPr>
